--- a/docs/entrega/Cambios_desde_la_version_final.docx
+++ b/docs/entrega/Cambios_desde_la_version_final.docx
@@ -38,7 +38,7 @@
         <w:rPr>
           <w:color w:val="4F5B6C"/>
         </w:rPr>
-        <w:t xml:space="preserve">Lo que se agregó o cambió en la plataforma desde el </w:t>
+        <w:t xml:space="preserve">Cambios desde el </w:t>
       </w:r>
       <w:r>
         <w:rPr>
@@ -46,13 +46,13 @@
           <w:bCs/>
           <w:color w:val="4F5B6C"/>
         </w:rPr>
-        <w:t xml:space="preserve">Documento Funcional, versión final del 2 de octubre de 2026</w:t>
+        <w:t xml:space="preserve">Documento Funcional del 02/10/2026</w:t>
       </w:r>
       <w:r>
         <w:rPr>
           <w:color w:val="4F5B6C"/>
         </w:rPr>
-        <w:t xml:space="preserve">, hasta el 23 de octubre de 2026. Cada punto indica si es </w:t>
+        <w:t xml:space="preserve"> hasta el 23/10/2026. </w:t>
       </w:r>
       <w:r>
         <w:rPr>
@@ -66,7 +66,7 @@
         <w:rPr>
           <w:color w:val="4F5B6C"/>
         </w:rPr>
-        <w:t xml:space="preserve"> o si </w:t>
+        <w:t xml:space="preserve"> es una función agregada; </w:t>
       </w:r>
       <w:r>
         <w:rPr>
@@ -80,147 +80,9 @@
         <w:rPr>
           <w:color w:val="4F5B6C"/>
         </w:rPr>
-        <w:t xml:space="preserve"> algo que ya existía. El detalle de cada pantalla está en el manual del portal.</w:t>
+        <w:t xml:space="preserve">, una que ya existía. El detalle está en el Documento Funcional v1.2.</w:t>
       </w:r>
     </w:p>
-    <w:tbl>
-      <w:tblPr>
-        <w:tblW w:type="dxa" w:w="9638"/>
-        <w:tblBorders>
-          <w:top w:val="single" w:color="auto" w:sz="4"/>
-          <w:left w:val="single" w:color="auto" w:sz="4"/>
-          <w:bottom w:val="single" w:color="auto" w:sz="4"/>
-          <w:right w:val="single" w:color="auto" w:sz="4"/>
-          <w:insideH w:val="single" w:color="auto" w:sz="4"/>
-          <w:insideV w:val="single" w:color="auto" w:sz="4"/>
-        </w:tblBorders>
-        <w:tblLayout w:type="fixed"/>
-      </w:tblPr>
-      <w:tblGrid>
-        <w:gridCol w:w="3212"/>
-        <w:gridCol w:w="3212"/>
-        <w:gridCol w:w="3212"/>
-      </w:tblGrid>
-      <w:tr>
-        <w:tc>
-          <w:tcPr>
-            <w:tcW w:type="dxa" w:w="3212"/>
-            <w:tcBorders>
-              <w:top w:val="single" w:color="D9DFE8" w:sz="4"/>
-              <w:left w:val="single" w:color="D9DFE8" w:sz="4"/>
-              <w:bottom w:val="single" w:color="D9DFE8" w:sz="4"/>
-              <w:right w:val="single" w:color="D9DFE8" w:sz="4"/>
-            </w:tcBorders>
-            <w:tcMar>
-              <w:top w:type="dxa" w:w="100"/>
-              <w:left w:type="dxa" w:w="140"/>
-              <w:bottom w:type="dxa" w:w="100"/>
-              <w:right w:type="dxa" w:w="140"/>
-            </w:tcMar>
-          </w:tcPr>
-          <w:p>
-            <w:r>
-              <w:rPr>
-                <w:b/>
-                <w:bCs/>
-                <w:color w:val="18202B"/>
-                <w:sz w:val="22"/>
-                <w:szCs w:val="22"/>
-              </w:rPr>
-              <w:t xml:space="preserve">accesos.monteazulsur.com.pe</w:t>
-            </w:r>
-          </w:p>
-          <w:p>
-            <w:r>
-              <w:rPr>
-                <w:color w:val="4F5B6C"/>
-                <w:sz w:val="18"/>
-                <w:szCs w:val="18"/>
-              </w:rPr>
-              <w:t xml:space="preserve">Dirección del portal, con HTTPS</w:t>
-            </w:r>
-          </w:p>
-        </w:tc>
-        <w:tc>
-          <w:tcPr>
-            <w:tcW w:type="dxa" w:w="3212"/>
-            <w:tcBorders>
-              <w:top w:val="single" w:color="D9DFE8" w:sz="4"/>
-              <w:left w:val="single" w:color="D9DFE8" w:sz="4"/>
-              <w:bottom w:val="single" w:color="D9DFE8" w:sz="4"/>
-              <w:right w:val="single" w:color="D9DFE8" w:sz="4"/>
-            </w:tcBorders>
-            <w:tcMar>
-              <w:top w:type="dxa" w:w="100"/>
-              <w:left w:type="dxa" w:w="140"/>
-              <w:bottom w:type="dxa" w:w="100"/>
-              <w:right w:type="dxa" w:w="140"/>
-            </w:tcMar>
-          </w:tcPr>
-          <w:p>
-            <w:r>
-              <w:rPr>
-                <w:b/>
-                <w:bCs/>
-                <w:color w:val="18202B"/>
-                <w:sz w:val="22"/>
-                <w:szCs w:val="22"/>
-              </w:rPr>
-              <w:t xml:space="preserve">Facial + Alcohol → DNI</w:t>
-            </w:r>
-          </w:p>
-          <w:p>
-            <w:r>
-              <w:rPr>
-                <w:color w:val="4F5B6C"/>
-                <w:sz w:val="18"/>
-                <w:szCs w:val="18"/>
-              </w:rPr>
-              <w:t xml:space="preserve">Orden del ingreso en uso</w:t>
-            </w:r>
-          </w:p>
-        </w:tc>
-        <w:tc>
-          <w:tcPr>
-            <w:tcW w:type="dxa" w:w="3212"/>
-            <w:tcBorders>
-              <w:top w:val="single" w:color="D9DFE8" w:sz="4"/>
-              <w:left w:val="single" w:color="D9DFE8" w:sz="4"/>
-              <w:bottom w:val="single" w:color="D9DFE8" w:sz="4"/>
-              <w:right w:val="single" w:color="D9DFE8" w:sz="4"/>
-            </w:tcBorders>
-            <w:tcMar>
-              <w:top w:type="dxa" w:w="100"/>
-              <w:left w:type="dxa" w:w="140"/>
-              <w:bottom w:type="dxa" w:w="100"/>
-              <w:right w:type="dxa" w:w="140"/>
-            </w:tcMar>
-          </w:tcPr>
-          <w:p>
-            <w:r>
-              <w:rPr>
-                <w:b/>
-                <w:bCs/>
-                <w:color w:val="18202B"/>
-                <w:sz w:val="22"/>
-                <w:szCs w:val="22"/>
-              </w:rPr>
-              <w:t xml:space="preserve">Respaldo diario 04:00</w:t>
-            </w:r>
-          </w:p>
-          <w:p>
-            <w:r>
-              <w:rPr>
-                <w:color w:val="4F5B6C"/>
-                <w:sz w:val="18"/>
-                <w:szCs w:val="18"/>
-              </w:rPr>
-              <w:t xml:space="preserve">Se conservan 30 días</w:t>
-            </w:r>
-          </w:p>
-        </w:tc>
-      </w:tr>
-    </w:tbl>
     <w:p>
       <w:pPr>
         <w:pStyle w:val="Heading1"/>
@@ -359,7 +221,7 @@
                 <w:sz w:val="20"/>
                 <w:szCs w:val="20"/>
               </w:rPr>
-              <w:t xml:space="preserve">Servidor en Azure en producción</w:t>
+              <w:t xml:space="preserve">Servidor en Azure</w:t>
             </w:r>
           </w:p>
           <w:p>
@@ -398,7 +260,7 @@
                 <w:sz w:val="20"/>
                 <w:szCs w:val="20"/>
               </w:rPr>
-              <w:t xml:space="preserve">Desde el 16/10/2026 el sistema funciona en el servidor de Azure de TMAM, en </w:t>
+              <w:t xml:space="preserve">En producción desde el 16/10/2026 en </w:t>
             </w:r>
             <w:r>
               <w:rPr>
@@ -416,7 +278,7 @@
                 <w:sz w:val="20"/>
                 <w:szCs w:val="20"/>
               </w:rPr>
-              <w:t xml:space="preserve">, con certificado de seguridad que se renueva solo.</w:t>
+              <w:t xml:space="preserve">, con certificado HTTPS que se renueva solo.</w:t>
             </w:r>
           </w:p>
         </w:tc>
@@ -450,7 +312,7 @@
                 <w:sz w:val="20"/>
                 <w:szCs w:val="20"/>
               </w:rPr>
-              <w:t xml:space="preserve">Mini PC como Controlador (PC)</w:t>
+              <w:t xml:space="preserve">Controlador (PC)</w:t>
             </w:r>
           </w:p>
           <w:p>
@@ -489,7 +351,7 @@
                 <w:sz w:val="20"/>
                 <w:szCs w:val="20"/>
               </w:rPr>
-              <w:t xml:space="preserve">La mini PC del punto de acceso lee los DNI, abre los molinetes con sus relés e informa el estado de lectores y relés. La conexión la inicia el punto de acceso: no se abren puertos en la red del terminal.</w:t>
+              <w:t xml:space="preserve">Lee los DNI, abre los molinetes con sus relés e informa su estado; no abre puertos en la red del terminal.</w:t>
             </w:r>
           </w:p>
         </w:tc>
@@ -562,116 +424,7 @@
                 <w:sz w:val="20"/>
                 <w:szCs w:val="20"/>
               </w:rPr>
-              <w:t xml:space="preserve">Diarios a las </w:t>
-            </w:r>
-            <w:r>
-              <w:rPr>
-                <w:b/>
-                <w:bCs/>
-                <w:color w:val="4F5B6C"/>
-                <w:sz w:val="20"/>
-                <w:szCs w:val="20"/>
-              </w:rPr>
-              <w:t xml:space="preserve">04:00</w:t>
-            </w:r>
-            <w:r>
-              <w:rPr>
-                <w:color w:val="4F5B6C"/>
-                <w:sz w:val="20"/>
-                <w:szCs w:val="20"/>
-              </w:rPr>
-              <w:t xml:space="preserve"> (antes 00:00) y se conservan </w:t>
-            </w:r>
-            <w:r>
-              <w:rPr>
-                <w:b/>
-                <w:bCs/>
-                <w:color w:val="4F5B6C"/>
-                <w:sz w:val="20"/>
-                <w:szCs w:val="20"/>
-              </w:rPr>
-              <w:t xml:space="preserve">30 días</w:t>
-            </w:r>
-            <w:r>
-              <w:rPr>
-                <w:color w:val="4F5B6C"/>
-                <w:sz w:val="20"/>
-                <w:szCs w:val="20"/>
-              </w:rPr>
-              <w:t xml:space="preserve"> (antes 14). Además, un respaldo antes de cada actualización.</w:t>
-            </w:r>
-          </w:p>
-        </w:tc>
-      </w:tr>
-      <w:tr>
-        <w:trPr>
-          <w:cantSplit/>
-        </w:trPr>
-        <w:tc>
-          <w:tcPr>
-            <w:tcW w:type="dxa" w:w="2900"/>
-            <w:tcBorders>
-              <w:top w:val="single" w:color="D9DFE8" w:sz="4"/>
-              <w:left w:val="single" w:color="D9DFE8" w:sz="4"/>
-              <w:bottom w:val="single" w:color="D9DFE8" w:sz="4"/>
-              <w:right w:val="single" w:color="D9DFE8" w:sz="4"/>
-            </w:tcBorders>
-            <w:tcMar>
-              <w:top w:type="dxa" w:w="80"/>
-              <w:left w:type="dxa" w:w="120"/>
-              <w:bottom w:type="dxa" w:w="80"/>
-              <w:right w:type="dxa" w:w="120"/>
-            </w:tcMar>
-          </w:tcPr>
-          <w:p>
-            <w:r>
-              <w:rPr>
-                <w:b/>
-                <w:bCs/>
-                <w:color w:val="18202B"/>
-                <w:sz w:val="20"/>
-                <w:szCs w:val="20"/>
-              </w:rPr>
-              <w:t xml:space="preserve">Mantenimiento del disco</w:t>
-            </w:r>
-          </w:p>
-          <w:p>
-            <w:r>
-              <w:rPr>
-                <w:b/>
-                <w:bCs/>
-                <w:color w:val="18864C"/>
-                <w:sz w:val="16"/>
-                <w:szCs w:val="16"/>
-              </w:rPr>
-              <w:t xml:space="preserve">Nuevo</w:t>
-            </w:r>
-          </w:p>
-        </w:tc>
-        <w:tc>
-          <w:tcPr>
-            <w:tcW w:type="dxa" w:w="6738"/>
-            <w:tcBorders>
-              <w:top w:val="single" w:color="D9DFE8" w:sz="4"/>
-              <w:left w:val="single" w:color="D9DFE8" w:sz="4"/>
-              <w:bottom w:val="single" w:color="D9DFE8" w:sz="4"/>
-              <w:right w:val="single" w:color="D9DFE8" w:sz="4"/>
-            </w:tcBorders>
-            <w:tcMar>
-              <w:top w:type="dxa" w:w="80"/>
-              <w:left w:type="dxa" w:w="120"/>
-              <w:bottom w:type="dxa" w:w="80"/>
-              <w:right w:type="dxa" w:w="120"/>
-            </w:tcMar>
-          </w:tcPr>
-          <w:p>
-            <w:r>
-              <w:rPr>
-                <w:color w:val="4F5B6C"/>
-                <w:sz w:val="20"/>
-                <w:szCs w:val="20"/>
-              </w:rPr>
-              <w:t xml:space="preserve">Cada actualización limpia las imágenes y la caché que ya no se usan, para que el disco del servidor no se llene.</w:t>
+              <w:t xml:space="preserve">Diarios a las 04:00, se guardan 30 días (antes 00:00 y 14 días), y uno antes de cada actualización.</w:t>
             </w:r>
           </w:p>
         </w:tc>
@@ -815,7 +568,80 @@
                 <w:sz w:val="20"/>
                 <w:szCs w:val="20"/>
               </w:rPr>
-              <w:t xml:space="preserve">Correos de las cuentas</w:t>
+              <w:t xml:space="preserve">Pantalla Usuarios</w:t>
+            </w:r>
+          </w:p>
+          <w:p>
+            <w:r>
+              <w:rPr>
+                <w:b/>
+                <w:bCs/>
+                <w:color w:val="18864C"/>
+                <w:sz w:val="16"/>
+                <w:szCs w:val="16"/>
+              </w:rPr>
+              <w:t xml:space="preserve">Nuevo</w:t>
+            </w:r>
+          </w:p>
+        </w:tc>
+        <w:tc>
+          <w:tcPr>
+            <w:tcW w:type="dxa" w:w="6738"/>
+            <w:tcBorders>
+              <w:top w:val="single" w:color="D9DFE8" w:sz="4"/>
+              <w:left w:val="single" w:color="D9DFE8" w:sz="4"/>
+              <w:bottom w:val="single" w:color="D9DFE8" w:sz="4"/>
+              <w:right w:val="single" w:color="D9DFE8" w:sz="4"/>
+            </w:tcBorders>
+            <w:tcMar>
+              <w:top w:type="dxa" w:w="80"/>
+              <w:left w:type="dxa" w:w="120"/>
+              <w:bottom w:type="dxa" w:w="80"/>
+              <w:right w:type="dxa" w:w="120"/>
+            </w:tcMar>
+          </w:tcPr>
+          <w:p>
+            <w:r>
+              <w:rPr>
+                <w:color w:val="4F5B6C"/>
+                <w:sz w:val="20"/>
+                <w:szCs w:val="20"/>
+              </w:rPr>
+              <w:t xml:space="preserve">Cambiar correo, contraseña del vigilante, dar de baja o eliminar cuentas. Por ahora no se crean cuentas nuevas.</w:t>
+            </w:r>
+          </w:p>
+        </w:tc>
+      </w:tr>
+      <w:tr>
+        <w:trPr>
+          <w:cantSplit/>
+        </w:trPr>
+        <w:tc>
+          <w:tcPr>
+            <w:tcW w:type="dxa" w:w="2900"/>
+            <w:tcBorders>
+              <w:top w:val="single" w:color="D9DFE8" w:sz="4"/>
+              <w:left w:val="single" w:color="D9DFE8" w:sz="4"/>
+              <w:bottom w:val="single" w:color="D9DFE8" w:sz="4"/>
+              <w:right w:val="single" w:color="D9DFE8" w:sz="4"/>
+            </w:tcBorders>
+            <w:tcMar>
+              <w:top w:type="dxa" w:w="80"/>
+              <w:left w:type="dxa" w:w="120"/>
+              <w:bottom w:type="dxa" w:w="80"/>
+              <w:right w:type="dxa" w:w="120"/>
+            </w:tcMar>
+          </w:tcPr>
+          <w:p>
+            <w:r>
+              <w:rPr>
+                <w:b/>
+                <w:bCs/>
+                <w:color w:val="18202B"/>
+                <w:sz w:val="20"/>
+                <w:szCs w:val="20"/>
+              </w:rPr>
+              <w:t xml:space="preserve">Contraseñas y acceso</w:t>
             </w:r>
           </w:p>
           <w:p>
@@ -850,39 +676,11 @@
           <w:p>
             <w:r>
               <w:rPr>
-                <w:b/>
-                <w:bCs/>
-                <w:color w:val="4F5B6C"/>
-                <w:sz w:val="20"/>
-                <w:szCs w:val="20"/>
-              </w:rPr>
-              <w:t xml:space="preserve">admin@monteazulsur.com.pe</w:t>
-            </w:r>
-            <w:r>
-              <w:rPr>
-                <w:color w:val="4F5B6C"/>
-                <w:sz w:val="20"/>
-                <w:szCs w:val="20"/>
-              </w:rPr>
-              <w:t xml:space="preserve"> y </w:t>
-            </w:r>
-            <w:r>
-              <w:rPr>
-                <w:b/>
-                <w:bCs/>
-                <w:color w:val="4F5B6C"/>
-                <w:sz w:val="20"/>
-                <w:szCs w:val="20"/>
-              </w:rPr>
-              <w:t xml:space="preserve">vigilancia@monteazulsur.com.pe</w:t>
-            </w:r>
-            <w:r>
-              <w:rPr>
-                <w:color w:val="4F5B6C"/>
-                <w:sz w:val="20"/>
-                <w:szCs w:val="20"/>
-              </w:rPr>
-              <w:t xml:space="preserve"> (antes @mollendo.local).</w:t>
+                <w:color w:val="4F5B6C"/>
+                <w:sz w:val="20"/>
+                <w:szCs w:val="20"/>
+              </w:rPr>
+              <w:t xml:space="preserve">Mínimo 10 caracteres con letras y números; bloqueo de 1 minuto tras 5 intentos fallidos. Correos @monteazulsur.com.pe.</w:t>
             </w:r>
           </w:p>
         </w:tc>
@@ -916,7 +714,7 @@
                 <w:sz w:val="20"/>
                 <w:szCs w:val="20"/>
               </w:rPr>
-              <w:t xml:space="preserve">Pantalla Usuarios</w:t>
+              <w:t xml:space="preserve">Protección del servidor</w:t>
             </w:r>
           </w:p>
           <w:p>
@@ -955,408 +753,7 @@
                 <w:sz w:val="20"/>
                 <w:szCs w:val="20"/>
               </w:rPr>
-              <w:t xml:space="preserve">El administrador cambia el correo de cualquier cuenta, y en la de vigilancia cambia la contraseña, la da de baja o la reactiva, y la elimina si nunca se usó. Por ahora </w:t>
-            </w:r>
-            <w:r>
-              <w:rPr>
-                <w:b/>
-                <w:bCs/>
-                <w:color w:val="4F5B6C"/>
-                <w:sz w:val="20"/>
-                <w:szCs w:val="20"/>
-              </w:rPr>
-              <w:t xml:space="preserve">no se crean cuentas nuevas</w:t>
-            </w:r>
-            <w:r>
-              <w:rPr>
-                <w:color w:val="4F5B6C"/>
-                <w:sz w:val="20"/>
-                <w:szCs w:val="20"/>
-              </w:rPr>
-              <w:t xml:space="preserve">: solo existen las dos.</w:t>
-            </w:r>
-          </w:p>
-        </w:tc>
-      </w:tr>
-      <w:tr>
-        <w:trPr>
-          <w:cantSplit/>
-        </w:trPr>
-        <w:tc>
-          <w:tcPr>
-            <w:tcW w:type="dxa" w:w="2900"/>
-            <w:tcBorders>
-              <w:top w:val="single" w:color="D9DFE8" w:sz="4"/>
-              <w:left w:val="single" w:color="D9DFE8" w:sz="4"/>
-              <w:bottom w:val="single" w:color="D9DFE8" w:sz="4"/>
-              <w:right w:val="single" w:color="D9DFE8" w:sz="4"/>
-            </w:tcBorders>
-            <w:tcMar>
-              <w:top w:type="dxa" w:w="80"/>
-              <w:left w:type="dxa" w:w="120"/>
-              <w:bottom w:type="dxa" w:w="80"/>
-              <w:right w:type="dxa" w:w="120"/>
-            </w:tcMar>
-          </w:tcPr>
-          <w:p>
-            <w:r>
-              <w:rPr>
-                <w:b/>
-                <w:bCs/>
-                <w:color w:val="18202B"/>
-                <w:sz w:val="20"/>
-                <w:szCs w:val="20"/>
-              </w:rPr>
-              <w:t xml:space="preserve">Contraseña del vigilante</w:t>
-            </w:r>
-          </w:p>
-          <w:p>
-            <w:r>
-              <w:rPr>
-                <w:b/>
-                <w:bCs/>
-                <w:color w:val="2563C9"/>
-                <w:sz w:val="16"/>
-                <w:szCs w:val="16"/>
-              </w:rPr>
-              <w:t xml:space="preserve">Cambió</w:t>
-            </w:r>
-          </w:p>
-        </w:tc>
-        <w:tc>
-          <w:tcPr>
-            <w:tcW w:type="dxa" w:w="6738"/>
-            <w:tcBorders>
-              <w:top w:val="single" w:color="D9DFE8" w:sz="4"/>
-              <w:left w:val="single" w:color="D9DFE8" w:sz="4"/>
-              <w:bottom w:val="single" w:color="D9DFE8" w:sz="4"/>
-              <w:right w:val="single" w:color="D9DFE8" w:sz="4"/>
-            </w:tcBorders>
-            <w:tcMar>
-              <w:top w:type="dxa" w:w="80"/>
-              <w:left w:type="dxa" w:w="120"/>
-              <w:bottom w:type="dxa" w:w="80"/>
-              <w:right w:type="dxa" w:w="120"/>
-            </w:tcMar>
-          </w:tcPr>
-          <w:p>
-            <w:r>
-              <w:rPr>
-                <w:color w:val="4F5B6C"/>
-                <w:sz w:val="20"/>
-                <w:szCs w:val="20"/>
-              </w:rPr>
-              <w:t xml:space="preserve">Se la cambia el administrador desde Usuarios; el vigilante ya no tiene Cambiar contraseña en su menú.</w:t>
-            </w:r>
-          </w:p>
-        </w:tc>
-      </w:tr>
-      <w:tr>
-        <w:trPr>
-          <w:cantSplit/>
-        </w:trPr>
-        <w:tc>
-          <w:tcPr>
-            <w:tcW w:type="dxa" w:w="2900"/>
-            <w:tcBorders>
-              <w:top w:val="single" w:color="D9DFE8" w:sz="4"/>
-              <w:left w:val="single" w:color="D9DFE8" w:sz="4"/>
-              <w:bottom w:val="single" w:color="D9DFE8" w:sz="4"/>
-              <w:right w:val="single" w:color="D9DFE8" w:sz="4"/>
-            </w:tcBorders>
-            <w:tcMar>
-              <w:top w:type="dxa" w:w="80"/>
-              <w:left w:type="dxa" w:w="120"/>
-              <w:bottom w:type="dxa" w:w="80"/>
-              <w:right w:type="dxa" w:w="120"/>
-            </w:tcMar>
-          </w:tcPr>
-          <w:p>
-            <w:r>
-              <w:rPr>
-                <w:b/>
-                <w:bCs/>
-                <w:color w:val="18202B"/>
-                <w:sz w:val="20"/>
-                <w:szCs w:val="20"/>
-              </w:rPr>
-              <w:t xml:space="preserve">Contraseñas más seguras</w:t>
-            </w:r>
-          </w:p>
-          <w:p>
-            <w:r>
-              <w:rPr>
-                <w:b/>
-                <w:bCs/>
-                <w:color w:val="2563C9"/>
-                <w:sz w:val="16"/>
-                <w:szCs w:val="16"/>
-              </w:rPr>
-              <w:t xml:space="preserve">Cambió</w:t>
-            </w:r>
-          </w:p>
-        </w:tc>
-        <w:tc>
-          <w:tcPr>
-            <w:tcW w:type="dxa" w:w="6738"/>
-            <w:tcBorders>
-              <w:top w:val="single" w:color="D9DFE8" w:sz="4"/>
-              <w:left w:val="single" w:color="D9DFE8" w:sz="4"/>
-              <w:bottom w:val="single" w:color="D9DFE8" w:sz="4"/>
-              <w:right w:val="single" w:color="D9DFE8" w:sz="4"/>
-            </w:tcBorders>
-            <w:tcMar>
-              <w:top w:type="dxa" w:w="80"/>
-              <w:left w:type="dxa" w:w="120"/>
-              <w:bottom w:type="dxa" w:w="80"/>
-              <w:right w:type="dxa" w:w="120"/>
-            </w:tcMar>
-          </w:tcPr>
-          <w:p>
-            <w:r>
-              <w:rPr>
-                <w:color w:val="4F5B6C"/>
-                <w:sz w:val="20"/>
-                <w:szCs w:val="20"/>
-              </w:rPr>
-              <w:t xml:space="preserve">Al menos </w:t>
-            </w:r>
-            <w:r>
-              <w:rPr>
-                <w:b/>
-                <w:bCs/>
-                <w:color w:val="4F5B6C"/>
-                <w:sz w:val="20"/>
-                <w:szCs w:val="20"/>
-              </w:rPr>
-              <w:t xml:space="preserve">10 caracteres, con letras y números</w:t>
-            </w:r>
-            <w:r>
-              <w:rPr>
-                <w:color w:val="4F5B6C"/>
-                <w:sz w:val="20"/>
-                <w:szCs w:val="20"/>
-              </w:rPr>
-              <w:t xml:space="preserve"> (antes 8).</w:t>
-            </w:r>
-          </w:p>
-        </w:tc>
-      </w:tr>
-      <w:tr>
-        <w:trPr>
-          <w:cantSplit/>
-        </w:trPr>
-        <w:tc>
-          <w:tcPr>
-            <w:tcW w:type="dxa" w:w="2900"/>
-            <w:tcBorders>
-              <w:top w:val="single" w:color="D9DFE8" w:sz="4"/>
-              <w:left w:val="single" w:color="D9DFE8" w:sz="4"/>
-              <w:bottom w:val="single" w:color="D9DFE8" w:sz="4"/>
-              <w:right w:val="single" w:color="D9DFE8" w:sz="4"/>
-            </w:tcBorders>
-            <w:tcMar>
-              <w:top w:type="dxa" w:w="80"/>
-              <w:left w:type="dxa" w:w="120"/>
-              <w:bottom w:type="dxa" w:w="80"/>
-              <w:right w:type="dxa" w:w="120"/>
-            </w:tcMar>
-          </w:tcPr>
-          <w:p>
-            <w:r>
-              <w:rPr>
-                <w:b/>
-                <w:bCs/>
-                <w:color w:val="18202B"/>
-                <w:sz w:val="20"/>
-                <w:szCs w:val="20"/>
-              </w:rPr>
-              <w:t xml:space="preserve">Límite de intentos</w:t>
-            </w:r>
-          </w:p>
-          <w:p>
-            <w:r>
-              <w:rPr>
-                <w:b/>
-                <w:bCs/>
-                <w:color w:val="18864C"/>
-                <w:sz w:val="16"/>
-                <w:szCs w:val="16"/>
-              </w:rPr>
-              <w:t xml:space="preserve">Nuevo</w:t>
-            </w:r>
-          </w:p>
-        </w:tc>
-        <w:tc>
-          <w:tcPr>
-            <w:tcW w:type="dxa" w:w="6738"/>
-            <w:tcBorders>
-              <w:top w:val="single" w:color="D9DFE8" w:sz="4"/>
-              <w:left w:val="single" w:color="D9DFE8" w:sz="4"/>
-              <w:bottom w:val="single" w:color="D9DFE8" w:sz="4"/>
-              <w:right w:val="single" w:color="D9DFE8" w:sz="4"/>
-            </w:tcBorders>
-            <w:tcMar>
-              <w:top w:type="dxa" w:w="80"/>
-              <w:left w:type="dxa" w:w="120"/>
-              <w:bottom w:type="dxa" w:w="80"/>
-              <w:right w:type="dxa" w:w="120"/>
-            </w:tcMar>
-          </w:tcPr>
-          <w:p>
-            <w:r>
-              <w:rPr>
-                <w:color w:val="4F5B6C"/>
-                <w:sz w:val="20"/>
-                <w:szCs w:val="20"/>
-              </w:rPr>
-              <w:t xml:space="preserve">Tras 5 intentos fallidos en un minuto con el mismo correo, ese correo se bloquea un minuto.</w:t>
-            </w:r>
-          </w:p>
-        </w:tc>
-      </w:tr>
-      <w:tr>
-        <w:trPr>
-          <w:cantSplit/>
-        </w:trPr>
-        <w:tc>
-          <w:tcPr>
-            <w:tcW w:type="dxa" w:w="2900"/>
-            <w:tcBorders>
-              <w:top w:val="single" w:color="D9DFE8" w:sz="4"/>
-              <w:left w:val="single" w:color="D9DFE8" w:sz="4"/>
-              <w:bottom w:val="single" w:color="D9DFE8" w:sz="4"/>
-              <w:right w:val="single" w:color="D9DFE8" w:sz="4"/>
-            </w:tcBorders>
-            <w:tcMar>
-              <w:top w:type="dxa" w:w="80"/>
-              <w:left w:type="dxa" w:w="120"/>
-              <w:bottom w:type="dxa" w:w="80"/>
-              <w:right w:type="dxa" w:w="120"/>
-            </w:tcMar>
-          </w:tcPr>
-          <w:p>
-            <w:r>
-              <w:rPr>
-                <w:b/>
-                <w:bCs/>
-                <w:color w:val="18202B"/>
-                <w:sz w:val="20"/>
-                <w:szCs w:val="20"/>
-              </w:rPr>
-              <w:t xml:space="preserve">Sesión</w:t>
-            </w:r>
-          </w:p>
-          <w:p>
-            <w:r>
-              <w:rPr>
-                <w:b/>
-                <w:bCs/>
-                <w:color w:val="2563C9"/>
-                <w:sz w:val="16"/>
-                <w:szCs w:val="16"/>
-              </w:rPr>
-              <w:t xml:space="preserve">Cambió</w:t>
-            </w:r>
-          </w:p>
-        </w:tc>
-        <w:tc>
-          <w:tcPr>
-            <w:tcW w:type="dxa" w:w="6738"/>
-            <w:tcBorders>
-              <w:top w:val="single" w:color="D9DFE8" w:sz="4"/>
-              <w:left w:val="single" w:color="D9DFE8" w:sz="4"/>
-              <w:bottom w:val="single" w:color="D9DFE8" w:sz="4"/>
-              <w:right w:val="single" w:color="D9DFE8" w:sz="4"/>
-            </w:tcBorders>
-            <w:tcMar>
-              <w:top w:type="dxa" w:w="80"/>
-              <w:left w:type="dxa" w:w="120"/>
-              <w:bottom w:type="dxa" w:w="80"/>
-              <w:right w:type="dxa" w:w="120"/>
-            </w:tcMar>
-          </w:tcPr>
-          <w:p>
-            <w:r>
-              <w:rPr>
-                <w:color w:val="4F5B6C"/>
-                <w:sz w:val="20"/>
-                <w:szCs w:val="20"/>
-              </w:rPr>
-              <w:t xml:space="preserve">Se renueva también al volver al portal después de un rato (sin pedir la contraseña, hasta 7 días) y no se cierra si el servidor no responde por un momento.</w:t>
-            </w:r>
-          </w:p>
-        </w:tc>
-      </w:tr>
-      <w:tr>
-        <w:trPr>
-          <w:cantSplit/>
-        </w:trPr>
-        <w:tc>
-          <w:tcPr>
-            <w:tcW w:type="dxa" w:w="2900"/>
-            <w:tcBorders>
-              <w:top w:val="single" w:color="D9DFE8" w:sz="4"/>
-              <w:left w:val="single" w:color="D9DFE8" w:sz="4"/>
-              <w:bottom w:val="single" w:color="D9DFE8" w:sz="4"/>
-              <w:right w:val="single" w:color="D9DFE8" w:sz="4"/>
-            </w:tcBorders>
-            <w:tcMar>
-              <w:top w:type="dxa" w:w="80"/>
-              <w:left w:type="dxa" w:w="120"/>
-              <w:bottom w:type="dxa" w:w="80"/>
-              <w:right w:type="dxa" w:w="120"/>
-            </w:tcMar>
-          </w:tcPr>
-          <w:p>
-            <w:r>
-              <w:rPr>
-                <w:b/>
-                <w:bCs/>
-                <w:color w:val="18202B"/>
-                <w:sz w:val="20"/>
-                <w:szCs w:val="20"/>
-              </w:rPr>
-              <w:t xml:space="preserve">Protección del servidor</w:t>
-            </w:r>
-          </w:p>
-          <w:p>
-            <w:r>
-              <w:rPr>
-                <w:b/>
-                <w:bCs/>
-                <w:color w:val="18864C"/>
-                <w:sz w:val="16"/>
-                <w:szCs w:val="16"/>
-              </w:rPr>
-              <w:t xml:space="preserve">Nuevo</w:t>
-            </w:r>
-          </w:p>
-        </w:tc>
-        <w:tc>
-          <w:tcPr>
-            <w:tcW w:type="dxa" w:w="6738"/>
-            <w:tcBorders>
-              <w:top w:val="single" w:color="D9DFE8" w:sz="4"/>
-              <w:left w:val="single" w:color="D9DFE8" w:sz="4"/>
-              <w:bottom w:val="single" w:color="D9DFE8" w:sz="4"/>
-              <w:right w:val="single" w:color="D9DFE8" w:sz="4"/>
-            </w:tcBorders>
-            <w:tcMar>
-              <w:top w:type="dxa" w:w="80"/>
-              <w:left w:type="dxa" w:w="120"/>
-              <w:bottom w:type="dxa" w:w="80"/>
-              <w:right w:type="dxa" w:w="120"/>
-            </w:tcMar>
-          </w:tcPr>
-          <w:p>
-            <w:r>
-              <w:rPr>
-                <w:color w:val="4F5B6C"/>
-                <w:sz w:val="20"/>
-                <w:szCs w:val="20"/>
-              </w:rPr>
-              <w:t xml:space="preserve">Solo se aceptan los terminales faciales autorizados por su número de serie; cabeceras de seguridad; documentación técnica (Swagger) desactivada en la nube; al dar de baja una cuenta o cambiar su contraseña se cortan también sus paneles abiertos.</w:t>
+              <w:t xml:space="preserve">Solo terminales faciales autorizados por número de serie, cabeceras de seguridad y Swagger desactivado en la nube.</w:t>
             </w:r>
           </w:p>
         </w:tc>
@@ -1539,7 +936,7 @@
                 <w:sz w:val="20"/>
                 <w:szCs w:val="20"/>
               </w:rPr>
-              <w:t xml:space="preserve">Personal de planta, contratista, subcontratista / proveedor, conductor, visita o cliente / mayorista. Solo clasifica (lista, Dashboard y reportes); el molinete valida a todos igual. Filtro por perfil en la lista.</w:t>
+              <w:t xml:space="preserve">Planta, contratista, subcontratista / proveedor, conductor, visita o cliente / mayorista; con filtro en lista y reportes.</w:t>
             </w:r>
           </w:p>
         </w:tc>
@@ -1612,7 +1009,7 @@
                 <w:sz w:val="20"/>
                 <w:szCs w:val="20"/>
               </w:rPr>
-              <w:t xml:space="preserve">Las empresas se registran, editan, activan o desactivan y eliminan (solo sin personal) en su propia pantalla, con su personal activo. Antes se creaban dentro del formulario de personal.</w:t>
+              <w:t xml:space="preserve">Registrar, editar, activar / desactivar y eliminar empresas, con su personal activo.</w:t>
             </w:r>
           </w:p>
         </w:tc>
@@ -1685,25 +1082,7 @@
                 <w:sz w:val="20"/>
                 <w:szCs w:val="20"/>
               </w:rPr>
-              <w:t xml:space="preserve">Registra hasta </w:t>
-            </w:r>
-            <w:r>
-              <w:rPr>
-                <w:b/>
-                <w:bCs/>
-                <w:color w:val="4F5B6C"/>
-                <w:sz w:val="20"/>
-                <w:szCs w:val="20"/>
-              </w:rPr>
-              <w:t xml:space="preserve">2000 personas</w:t>
-            </w:r>
-            <w:r>
-              <w:rPr>
-                <w:color w:val="4F5B6C"/>
-                <w:sz w:val="20"/>
-                <w:szCs w:val="20"/>
-              </w:rPr>
-              <w:t xml:space="preserve"> desde un Excel: plantilla con listas, revisión sin guardar (Lista, Ya registrada, Con error), Excel de filas con error y registro con barra de avance.</w:t>
+              <w:t xml:space="preserve">Hasta 2000 personas desde Excel, con revisión previa y Excel de filas con error.</w:t>
             </w:r>
           </w:p>
         </w:tc>
@@ -1737,7 +1116,7 @@
                 <w:sz w:val="20"/>
                 <w:szCs w:val="20"/>
               </w:rPr>
-              <w:t xml:space="preserve">Editar datos</w:t>
+              <w:t xml:space="preserve">Editar datos y ver documentos</w:t>
             </w:r>
           </w:p>
           <w:p>
@@ -1776,7 +1155,7 @@
                 <w:sz w:val="20"/>
                 <w:szCs w:val="20"/>
               </w:rPr>
-              <w:t xml:space="preserve">Corrige perfil, empresa, documento, nombres y apellidos; el terminal facial se actualiza solo.</w:t>
+              <w:t xml:space="preserve">Corregir datos de la persona y abrir cada documento cargado.</w:t>
             </w:r>
           </w:p>
         </w:tc>
@@ -1810,7 +1189,7 @@
                 <w:sz w:val="20"/>
                 <w:szCs w:val="20"/>
               </w:rPr>
-              <w:t xml:space="preserve">Nombres de documento</w:t>
+              <w:t xml:space="preserve">Lista fija de documentos</w:t>
             </w:r>
           </w:p>
           <w:p>
@@ -1849,25 +1228,7 @@
                 <w:sz w:val="20"/>
                 <w:szCs w:val="20"/>
               </w:rPr>
-              <w:t xml:space="preserve">Se eligen de una </w:t>
-            </w:r>
-            <w:r>
-              <w:rPr>
-                <w:b/>
-                <w:bCs/>
-                <w:color w:val="4F5B6C"/>
-                <w:sz w:val="20"/>
-                <w:szCs w:val="20"/>
-              </w:rPr>
-              <w:t xml:space="preserve">lista fija</w:t>
-            </w:r>
-            <w:r>
-              <w:rPr>
-                <w:color w:val="4F5B6C"/>
-                <w:sz w:val="20"/>
-                <w:szCs w:val="20"/>
-              </w:rPr>
-              <w:t xml:space="preserve">: SCTR Salud y Pensión, CAMO y Certificado de Inducción SSMA (Visitas, Contratistas o Personal de Planta). El primero viene con el SCTR ya elegido. No se acepta una fecha de vencimiento ya pasada.</w:t>
+              <w:t xml:space="preserve">SCTR, CAMO e Inducción SSMA, con el SCTR ya elegido; no se acepta un vencimiento ya pasado.</w:t>
             </w:r>
           </w:p>
         </w:tc>
@@ -1901,7 +1262,7 @@
                 <w:sz w:val="20"/>
                 <w:szCs w:val="20"/>
               </w:rPr>
-              <w:t xml:space="preserve">Ver documento</w:t>
+              <w:t xml:space="preserve">Período de autorización</w:t>
             </w:r>
           </w:p>
           <w:p>
@@ -1940,7 +1301,7 @@
                 <w:sz w:val="20"/>
                 <w:szCs w:val="20"/>
               </w:rPr>
-              <w:t xml:space="preserve">Botón Ver: abre el archivo (PDF o imagen) o lo descarga (Word), también en el historial.</w:t>
+              <w:t xml:space="preserve">Fechas y motivo; fuera de ellas no ingresa (Fuera del período autorizado).</w:t>
             </w:r>
           </w:p>
         </w:tc>
@@ -1974,7 +1335,7 @@
                 <w:sz w:val="20"/>
                 <w:szCs w:val="20"/>
               </w:rPr>
-              <w:t xml:space="preserve">Período de autorización</w:t>
+              <w:t xml:space="preserve">Motivo de baja y reactivación</w:t>
             </w:r>
           </w:p>
           <w:p>
@@ -2013,244 +1374,7 @@
                 <w:sz w:val="20"/>
                 <w:szCs w:val="20"/>
               </w:rPr>
-              <w:t xml:space="preserve">Fecha de ingreso, fecha de finalización y motivo (opcional). Fuera de esas fechas no puede ingresar (</w:t>
-            </w:r>
-            <w:r>
-              <w:rPr>
-                <w:b/>
-                <w:bCs/>
-                <w:color w:val="4F5B6C"/>
-                <w:sz w:val="20"/>
-                <w:szCs w:val="20"/>
-              </w:rPr>
-              <w:t xml:space="preserve">Fuera del período autorizado</w:t>
-            </w:r>
-            <w:r>
-              <w:rPr>
-                <w:color w:val="4F5B6C"/>
-                <w:sz w:val="20"/>
-                <w:szCs w:val="20"/>
-              </w:rPr>
-              <w:t xml:space="preserve">); la salida siempre se permite.</w:t>
-            </w:r>
-          </w:p>
-        </w:tc>
-      </w:tr>
-      <w:tr>
-        <w:trPr>
-          <w:cantSplit/>
-        </w:trPr>
-        <w:tc>
-          <w:tcPr>
-            <w:tcW w:type="dxa" w:w="2900"/>
-            <w:tcBorders>
-              <w:top w:val="single" w:color="D9DFE8" w:sz="4"/>
-              <w:left w:val="single" w:color="D9DFE8" w:sz="4"/>
-              <w:bottom w:val="single" w:color="D9DFE8" w:sz="4"/>
-              <w:right w:val="single" w:color="D9DFE8" w:sz="4"/>
-            </w:tcBorders>
-            <w:tcMar>
-              <w:top w:type="dxa" w:w="80"/>
-              <w:left w:type="dxa" w:w="120"/>
-              <w:bottom w:type="dxa" w:w="80"/>
-              <w:right w:type="dxa" w:w="120"/>
-            </w:tcMar>
-          </w:tcPr>
-          <w:p>
-            <w:r>
-              <w:rPr>
-                <w:b/>
-                <w:bCs/>
-                <w:color w:val="18202B"/>
-                <w:sz w:val="20"/>
-                <w:szCs w:val="20"/>
-              </w:rPr>
-              <w:t xml:space="preserve">Motivo de baja y reactivación</w:t>
-            </w:r>
-          </w:p>
-          <w:p>
-            <w:r>
-              <w:rPr>
-                <w:b/>
-                <w:bCs/>
-                <w:color w:val="18864C"/>
-                <w:sz w:val="16"/>
-                <w:szCs w:val="16"/>
-              </w:rPr>
-              <w:t xml:space="preserve">Nuevo</w:t>
-            </w:r>
-          </w:p>
-        </w:tc>
-        <w:tc>
-          <w:tcPr>
-            <w:tcW w:type="dxa" w:w="6738"/>
-            <w:tcBorders>
-              <w:top w:val="single" w:color="D9DFE8" w:sz="4"/>
-              <w:left w:val="single" w:color="D9DFE8" w:sz="4"/>
-              <w:bottom w:val="single" w:color="D9DFE8" w:sz="4"/>
-              <w:right w:val="single" w:color="D9DFE8" w:sz="4"/>
-            </w:tcBorders>
-            <w:tcMar>
-              <w:top w:type="dxa" w:w="80"/>
-              <w:left w:type="dxa" w:w="120"/>
-              <w:bottom w:type="dxa" w:w="80"/>
-              <w:right w:type="dxa" w:w="120"/>
-            </w:tcMar>
-          </w:tcPr>
-          <w:p>
-            <w:r>
-              <w:rPr>
-                <w:color w:val="4F5B6C"/>
-                <w:sz w:val="20"/>
-                <w:szCs w:val="20"/>
-              </w:rPr>
-              <w:t xml:space="preserve">Obligatorio al dar de baja y al reactivar; se ve en la ficha, en la lista y en el reporte, y queda en la Auditoría.</w:t>
-            </w:r>
-          </w:p>
-        </w:tc>
-      </w:tr>
-      <w:tr>
-        <w:trPr>
-          <w:cantSplit/>
-        </w:trPr>
-        <w:tc>
-          <w:tcPr>
-            <w:tcW w:type="dxa" w:w="2900"/>
-            <w:tcBorders>
-              <w:top w:val="single" w:color="D9DFE8" w:sz="4"/>
-              <w:left w:val="single" w:color="D9DFE8" w:sz="4"/>
-              <w:bottom w:val="single" w:color="D9DFE8" w:sz="4"/>
-              <w:right w:val="single" w:color="D9DFE8" w:sz="4"/>
-            </w:tcBorders>
-            <w:tcMar>
-              <w:top w:type="dxa" w:w="80"/>
-              <w:left w:type="dxa" w:w="120"/>
-              <w:bottom w:type="dxa" w:w="80"/>
-              <w:right w:type="dxa" w:w="120"/>
-            </w:tcMar>
-          </w:tcPr>
-          <w:p>
-            <w:r>
-              <w:rPr>
-                <w:b/>
-                <w:bCs/>
-                <w:color w:val="18202B"/>
-                <w:sz w:val="20"/>
-                <w:szCs w:val="20"/>
-              </w:rPr>
-              <w:t xml:space="preserve">Pestaña No pueden</w:t>
-            </w:r>
-          </w:p>
-          <w:p>
-            <w:r>
-              <w:rPr>
-                <w:b/>
-                <w:bCs/>
-                <w:color w:val="2563C9"/>
-                <w:sz w:val="16"/>
-                <w:szCs w:val="16"/>
-              </w:rPr>
-              <w:t xml:space="preserve">Cambió</w:t>
-            </w:r>
-          </w:p>
-        </w:tc>
-        <w:tc>
-          <w:tcPr>
-            <w:tcW w:type="dxa" w:w="6738"/>
-            <w:tcBorders>
-              <w:top w:val="single" w:color="D9DFE8" w:sz="4"/>
-              <w:left w:val="single" w:color="D9DFE8" w:sz="4"/>
-              <w:bottom w:val="single" w:color="D9DFE8" w:sz="4"/>
-              <w:right w:val="single" w:color="D9DFE8" w:sz="4"/>
-            </w:tcBorders>
-            <w:tcMar>
-              <w:top w:type="dxa" w:w="80"/>
-              <w:left w:type="dxa" w:w="120"/>
-              <w:bottom w:type="dxa" w:w="80"/>
-              <w:right w:type="dxa" w:w="120"/>
-            </w:tcMar>
-          </w:tcPr>
-          <w:p>
-            <w:r>
-              <w:rPr>
-                <w:color w:val="4F5B6C"/>
-                <w:sz w:val="20"/>
-                <w:szCs w:val="20"/>
-              </w:rPr>
-              <w:t xml:space="preserve">Se separa en Documentos, Período y De baja.</w:t>
-            </w:r>
-          </w:p>
-        </w:tc>
-      </w:tr>
-      <w:tr>
-        <w:trPr>
-          <w:cantSplit/>
-        </w:trPr>
-        <w:tc>
-          <w:tcPr>
-            <w:tcW w:type="dxa" w:w="2900"/>
-            <w:tcBorders>
-              <w:top w:val="single" w:color="D9DFE8" w:sz="4"/>
-              <w:left w:val="single" w:color="D9DFE8" w:sz="4"/>
-              <w:bottom w:val="single" w:color="D9DFE8" w:sz="4"/>
-              <w:right w:val="single" w:color="D9DFE8" w:sz="4"/>
-            </w:tcBorders>
-            <w:tcMar>
-              <w:top w:type="dxa" w:w="80"/>
-              <w:left w:type="dxa" w:w="120"/>
-              <w:bottom w:type="dxa" w:w="80"/>
-              <w:right w:type="dxa" w:w="120"/>
-            </w:tcMar>
-          </w:tcPr>
-          <w:p>
-            <w:r>
-              <w:rPr>
-                <w:b/>
-                <w:bCs/>
-                <w:color w:val="18202B"/>
-                <w:sz w:val="20"/>
-                <w:szCs w:val="20"/>
-              </w:rPr>
-              <w:t xml:space="preserve">Consulta del vigilante</w:t>
-            </w:r>
-          </w:p>
-          <w:p>
-            <w:r>
-              <w:rPr>
-                <w:b/>
-                <w:bCs/>
-                <w:color w:val="18864C"/>
-                <w:sz w:val="16"/>
-                <w:szCs w:val="16"/>
-              </w:rPr>
-              <w:t xml:space="preserve">Nuevo</w:t>
-            </w:r>
-          </w:p>
-        </w:tc>
-        <w:tc>
-          <w:tcPr>
-            <w:tcW w:type="dxa" w:w="6738"/>
-            <w:tcBorders>
-              <w:top w:val="single" w:color="D9DFE8" w:sz="4"/>
-              <w:left w:val="single" w:color="D9DFE8" w:sz="4"/>
-              <w:bottom w:val="single" w:color="D9DFE8" w:sz="4"/>
-              <w:right w:val="single" w:color="D9DFE8" w:sz="4"/>
-            </w:tcBorders>
-            <w:tcMar>
-              <w:top w:type="dxa" w:w="80"/>
-              <w:left w:type="dxa" w:w="120"/>
-              <w:bottom w:type="dxa" w:w="80"/>
-              <w:right w:type="dxa" w:w="120"/>
-            </w:tcMar>
-          </w:tcPr>
-          <w:p>
-            <w:r>
-              <w:rPr>
-                <w:color w:val="4F5B6C"/>
-                <w:sz w:val="20"/>
-                <w:szCs w:val="20"/>
-              </w:rPr>
-              <w:t xml:space="preserve">El vigilante ve Personal y documentos en solo consulta (sin abrir archivos ni cambiar nada).</w:t>
+              <w:t xml:space="preserve">Obligatorio y registrado en la Auditoría.</w:t>
             </w:r>
           </w:p>
         </w:tc>
@@ -2280,7 +1404,7 @@
           <w:sz w:val="28"/>
           <w:szCs w:val="28"/>
         </w:rPr>
-        <w:t xml:space="preserve">Ingreso por el molinete</w:t>
+        <w:t xml:space="preserve">Ingreso</w:t>
       </w:r>
     </w:p>
     <w:tbl>
@@ -2394,7 +1518,7 @@
                 <w:sz w:val="20"/>
                 <w:szCs w:val="20"/>
               </w:rPr>
-              <w:t xml:space="preserve">Terminal facial y alcoholímetro integrados</w:t>
+              <w:t xml:space="preserve">G4 Pro y alcoholímetro integrados</w:t>
             </w:r>
           </w:p>
           <w:p>
@@ -2433,7 +1557,7 @@
                 <w:sz w:val="20"/>
                 <w:szCs w:val="20"/>
               </w:rPr>
-              <w:t xml:space="preserve">El G4 Pro, en modo asistencia, reconoce al personal y envía quién sopló y el grado de alcohol; el sistema decide con el mismo umbral del equipo (0,0001 g/L). Antes la integración era simulada.</w:t>
+              <w:t xml:space="preserve">Modo asistencia: el terminal envía quién sopló y el grado; el sistema decide (umbral 0,0001 g/L).</w:t>
             </w:r>
           </w:p>
         </w:tc>
@@ -2506,25 +1630,7 @@
                 <w:sz w:val="20"/>
                 <w:szCs w:val="20"/>
               </w:rPr>
-              <w:t xml:space="preserve">Se elige en Sistema y APIs: </w:t>
-            </w:r>
-            <w:r>
-              <w:rPr>
-                <w:b/>
-                <w:bCs/>
-                <w:color w:val="4F5B6C"/>
-                <w:sz w:val="20"/>
-                <w:szCs w:val="20"/>
-              </w:rPr>
-              <w:t xml:space="preserve">Facial + Alcohol → DNI</w:t>
-            </w:r>
-            <w:r>
-              <w:rPr>
-                <w:color w:val="4F5B6C"/>
-                <w:sz w:val="20"/>
-                <w:szCs w:val="20"/>
-              </w:rPr>
-              <w:t xml:space="preserve"> (en uso: primero la prueba y luego 30 segundos para pasar el DNI) o DNI → Facial + Alcohol.</w:t>
+              <w:t xml:space="preserve">En uso Facial + Alcohol → DNI: prueba primero y 30 segundos para pasar el DNI.</w:t>
             </w:r>
           </w:p>
         </w:tc>
@@ -2558,7 +1664,7 @@
                 <w:sz w:val="20"/>
                 <w:szCs w:val="20"/>
               </w:rPr>
-              <w:t xml:space="preserve">Relés de los molinetes y de aviso</w:t>
+              <w:t xml:space="preserve">Relés y antipassback</w:t>
             </w:r>
           </w:p>
           <w:p>
@@ -2597,7 +1703,7 @@
                 <w:sz w:val="20"/>
                 <w:szCs w:val="20"/>
               </w:rPr>
-              <w:t xml:space="preserve">El sistema abre cada molinete con su relé. Un relé de aviso se activa en cada ingreso denegado y otro en cada salida denegada (luz o sirena).</w:t>
+              <w:t xml:space="preserve">Relé por molinete y relé de aviso al denegar. No se ingresa dos veces sin salir; corrección manual con motivo.</w:t>
             </w:r>
           </w:p>
         </w:tc>
@@ -2631,7 +1737,7 @@
                 <w:sz w:val="20"/>
                 <w:szCs w:val="20"/>
               </w:rPr>
-              <w:t xml:space="preserve">Antipassback</w:t>
+              <w:t xml:space="preserve">Sincronización con el terminal</w:t>
             </w:r>
           </w:p>
           <w:p>
@@ -2670,43 +1776,7 @@
                 <w:sz w:val="20"/>
                 <w:szCs w:val="20"/>
               </w:rPr>
-              <w:t xml:space="preserve">No se ingresa dos veces sin salir (</w:t>
-            </w:r>
-            <w:r>
-              <w:rPr>
-                <w:b/>
-                <w:bCs/>
-                <w:color w:val="4F5B6C"/>
-                <w:sz w:val="20"/>
-                <w:szCs w:val="20"/>
-              </w:rPr>
-              <w:t xml:space="preserve">Ya figura dentro</w:t>
-            </w:r>
-            <w:r>
-              <w:rPr>
-                <w:color w:val="4F5B6C"/>
-                <w:sz w:val="20"/>
-                <w:szCs w:val="20"/>
-              </w:rPr>
-              <w:t xml:space="preserve">) ni se sale sin haber entrado (</w:t>
-            </w:r>
-            <w:r>
-              <w:rPr>
-                <w:b/>
-                <w:bCs/>
-                <w:color w:val="4F5B6C"/>
-                <w:sz w:val="20"/>
-                <w:szCs w:val="20"/>
-              </w:rPr>
-              <w:t xml:space="preserve">No registra ingreso</w:t>
-            </w:r>
-            <w:r>
-              <w:rPr>
-                <w:color w:val="4F5B6C"/>
-                <w:sz w:val="20"/>
-                <w:szCs w:val="20"/>
-              </w:rPr>
-              <w:t xml:space="preserve">). El vigilante corrige el caso con una corrección manual con motivo. Estaba fuera del alcance base.</w:t>
+              <w:t xml:space="preserve">El personal se carga solo en el G4 Pro con su foto y se revisa cada día.</w:t>
             </w:r>
           </w:p>
         </w:tc>
@@ -2740,152 +1810,6 @@
                 <w:sz w:val="20"/>
                 <w:szCs w:val="20"/>
               </w:rPr>
-              <w:t xml:space="preserve">Motivos nuevos</w:t>
-            </w:r>
-          </w:p>
-          <w:p>
-            <w:r>
-              <w:rPr>
-                <w:b/>
-                <w:bCs/>
-                <w:color w:val="18864C"/>
-                <w:sz w:val="16"/>
-                <w:szCs w:val="16"/>
-              </w:rPr>
-              <w:t xml:space="preserve">Nuevo</w:t>
-            </w:r>
-          </w:p>
-        </w:tc>
-        <w:tc>
-          <w:tcPr>
-            <w:tcW w:type="dxa" w:w="6738"/>
-            <w:tcBorders>
-              <w:top w:val="single" w:color="D9DFE8" w:sz="4"/>
-              <w:left w:val="single" w:color="D9DFE8" w:sz="4"/>
-              <w:bottom w:val="single" w:color="D9DFE8" w:sz="4"/>
-              <w:right w:val="single" w:color="D9DFE8" w:sz="4"/>
-            </w:tcBorders>
-            <w:tcMar>
-              <w:top w:type="dxa" w:w="80"/>
-              <w:left w:type="dxa" w:w="120"/>
-              <w:bottom w:type="dxa" w:w="80"/>
-              <w:right w:type="dxa" w:w="120"/>
-            </w:tcMar>
-          </w:tcPr>
-          <w:p>
-            <w:r>
-              <w:rPr>
-                <w:color w:val="4F5B6C"/>
-                <w:sz w:val="20"/>
-                <w:szCs w:val="20"/>
-              </w:rPr>
-              <w:t xml:space="preserve">Fuera del período autorizado, Ya figura dentro, No registra ingreso, No completó rostro y alcohol, DNI antes del facial, No pasó su DNI a tiempo y No es quien sopló.</w:t>
-            </w:r>
-          </w:p>
-        </w:tc>
-      </w:tr>
-      <w:tr>
-        <w:trPr>
-          <w:cantSplit/>
-        </w:trPr>
-        <w:tc>
-          <w:tcPr>
-            <w:tcW w:type="dxa" w:w="2900"/>
-            <w:tcBorders>
-              <w:top w:val="single" w:color="D9DFE8" w:sz="4"/>
-              <w:left w:val="single" w:color="D9DFE8" w:sz="4"/>
-              <w:bottom w:val="single" w:color="D9DFE8" w:sz="4"/>
-              <w:right w:val="single" w:color="D9DFE8" w:sz="4"/>
-            </w:tcBorders>
-            <w:tcMar>
-              <w:top w:type="dxa" w:w="80"/>
-              <w:left w:type="dxa" w:w="120"/>
-              <w:bottom w:type="dxa" w:w="80"/>
-              <w:right w:type="dxa" w:w="120"/>
-            </w:tcMar>
-          </w:tcPr>
-          <w:p>
-            <w:r>
-              <w:rPr>
-                <w:b/>
-                <w:bCs/>
-                <w:color w:val="18202B"/>
-                <w:sz w:val="20"/>
-                <w:szCs w:val="20"/>
-              </w:rPr>
-              <w:t xml:space="preserve">Sincronización con el terminal</w:t>
-            </w:r>
-          </w:p>
-          <w:p>
-            <w:r>
-              <w:rPr>
-                <w:b/>
-                <w:bCs/>
-                <w:color w:val="18864C"/>
-                <w:sz w:val="16"/>
-                <w:szCs w:val="16"/>
-              </w:rPr>
-              <w:t xml:space="preserve">Nuevo</w:t>
-            </w:r>
-          </w:p>
-        </w:tc>
-        <w:tc>
-          <w:tcPr>
-            <w:tcW w:type="dxa" w:w="6738"/>
-            <w:tcBorders>
-              <w:top w:val="single" w:color="D9DFE8" w:sz="4"/>
-              <w:left w:val="single" w:color="D9DFE8" w:sz="4"/>
-              <w:bottom w:val="single" w:color="D9DFE8" w:sz="4"/>
-              <w:right w:val="single" w:color="D9DFE8" w:sz="4"/>
-            </w:tcBorders>
-            <w:tcMar>
-              <w:top w:type="dxa" w:w="80"/>
-              <w:left w:type="dxa" w:w="120"/>
-              <w:bottom w:type="dxa" w:w="80"/>
-              <w:right w:type="dxa" w:w="120"/>
-            </w:tcMar>
-          </w:tcPr>
-          <w:p>
-            <w:r>
-              <w:rPr>
-                <w:color w:val="4F5B6C"/>
-                <w:sz w:val="20"/>
-                <w:szCs w:val="20"/>
-              </w:rPr>
-              <w:t xml:space="preserve">El sistema registra al personal en el terminal con su foto (no hay que registrar el rostro a mano) y lo revisa todos los días para dejarlo igual al sistema.</w:t>
-            </w:r>
-          </w:p>
-        </w:tc>
-      </w:tr>
-      <w:tr>
-        <w:trPr>
-          <w:cantSplit/>
-        </w:trPr>
-        <w:tc>
-          <w:tcPr>
-            <w:tcW w:type="dxa" w:w="2900"/>
-            <w:tcBorders>
-              <w:top w:val="single" w:color="D9DFE8" w:sz="4"/>
-              <w:left w:val="single" w:color="D9DFE8" w:sz="4"/>
-              <w:bottom w:val="single" w:color="D9DFE8" w:sz="4"/>
-              <w:right w:val="single" w:color="D9DFE8" w:sz="4"/>
-            </w:tcBorders>
-            <w:tcMar>
-              <w:top w:type="dxa" w:w="80"/>
-              <w:left w:type="dxa" w:w="120"/>
-              <w:bottom w:type="dxa" w:w="80"/>
-              <w:right w:type="dxa" w:w="120"/>
-            </w:tcMar>
-          </w:tcPr>
-          <w:p>
-            <w:r>
-              <w:rPr>
-                <w:b/>
-                <w:bCs/>
-                <w:color w:val="18202B"/>
-                <w:sz w:val="20"/>
-                <w:szCs w:val="20"/>
-              </w:rPr>
               <w:t xml:space="preserve">Sin internet</w:t>
             </w:r>
           </w:p>
@@ -2925,25 +1849,7 @@
                 <w:sz w:val="20"/>
                 <w:szCs w:val="20"/>
               </w:rPr>
-              <w:t xml:space="preserve">Nadie ingresa, pero </w:t>
-            </w:r>
-            <w:r>
-              <w:rPr>
-                <w:b/>
-                <w:bCs/>
-                <w:color w:val="4F5B6C"/>
-                <w:sz w:val="20"/>
-                <w:szCs w:val="20"/>
-              </w:rPr>
-              <w:t xml:space="preserve">las salidas siguen</w:t>
-            </w:r>
-            <w:r>
-              <w:rPr>
-                <w:color w:val="4F5B6C"/>
-                <w:sz w:val="20"/>
-                <w:szCs w:val="20"/>
-              </w:rPr>
-              <w:t xml:space="preserve">: el controlador guarda la lista del personal y las registra al volver la conexión. Antes no se validaba nada.</w:t>
+              <w:t xml:space="preserve">Nadie ingresa, pero las salidas siguen con la lista guardada en el controlador.</w:t>
             </w:r>
           </w:p>
         </w:tc>
@@ -3087,7 +1993,7 @@
                 <w:sz w:val="20"/>
                 <w:szCs w:val="20"/>
               </w:rPr>
-              <w:t xml:space="preserve">Ingreso en curso</w:t>
+              <w:t xml:space="preserve">Pase su DNI, foto y perfil</w:t>
             </w:r>
           </w:p>
           <w:p>
@@ -3126,25 +2032,7 @@
                 <w:sz w:val="20"/>
                 <w:szCs w:val="20"/>
               </w:rPr>
-              <w:t xml:space="preserve">Con el orden en uso, el Panel muestra </w:t>
-            </w:r>
-            <w:r>
-              <w:rPr>
-                <w:b/>
-                <w:bCs/>
-                <w:color w:val="4F5B6C"/>
-                <w:sz w:val="20"/>
-                <w:szCs w:val="20"/>
-              </w:rPr>
-              <w:t xml:space="preserve">Pase su DNI</w:t>
-            </w:r>
-            <w:r>
-              <w:rPr>
-                <w:color w:val="4F5B6C"/>
-                <w:sz w:val="20"/>
-                <w:szCs w:val="20"/>
-              </w:rPr>
-              <w:t xml:space="preserve"> con el nombre, la foto y la cuenta de 30 segundos.</w:t>
+              <w:t xml:space="preserve">Ingreso en curso con foto y cuenta de 30 s; cada fila con foto y perfil.</w:t>
             </w:r>
           </w:p>
         </w:tc>
@@ -3178,7 +2066,7 @@
                 <w:sz w:val="20"/>
                 <w:szCs w:val="20"/>
               </w:rPr>
-              <w:t xml:space="preserve">Foto y perfil</w:t>
+              <w:t xml:space="preserve">Avisos y motivos</w:t>
             </w:r>
           </w:p>
           <w:p>
@@ -3217,7 +2105,7 @@
                 <w:sz w:val="20"/>
                 <w:szCs w:val="20"/>
               </w:rPr>
-              <w:t xml:space="preserve">Cada fila muestra la foto y el perfil de la persona.</w:t>
+              <w:t xml:space="preserve">Avisos Orden del ingreso, Salida sin DNI, Contingencia, Verificación manual e Ingreso; motivos de denegación nuevos.</w:t>
             </w:r>
           </w:p>
         </w:tc>
@@ -3251,7 +2139,7 @@
                 <w:sz w:val="20"/>
                 <w:szCs w:val="20"/>
               </w:rPr>
-              <w:t xml:space="preserve">Avisos con su nombre</w:t>
+              <w:t xml:space="preserve">Presentes ahora</w:t>
             </w:r>
           </w:p>
           <w:p>
@@ -3290,299 +2178,7 @@
                 <w:sz w:val="20"/>
                 <w:szCs w:val="20"/>
               </w:rPr>
-              <w:t xml:space="preserve">Orden del ingreso, Salida sin DNI, Contingencia, Verificación manual e Ingreso (alguien no completó rostro y alcohol).</w:t>
-            </w:r>
-          </w:p>
-        </w:tc>
-      </w:tr>
-      <w:tr>
-        <w:trPr>
-          <w:cantSplit/>
-        </w:trPr>
-        <w:tc>
-          <w:tcPr>
-            <w:tcW w:type="dxa" w:w="2900"/>
-            <w:tcBorders>
-              <w:top w:val="single" w:color="D9DFE8" w:sz="4"/>
-              <w:left w:val="single" w:color="D9DFE8" w:sz="4"/>
-              <w:bottom w:val="single" w:color="D9DFE8" w:sz="4"/>
-              <w:right w:val="single" w:color="D9DFE8" w:sz="4"/>
-            </w:tcBorders>
-            <w:tcMar>
-              <w:top w:type="dxa" w:w="80"/>
-              <w:left w:type="dxa" w:w="120"/>
-              <w:bottom w:type="dxa" w:w="80"/>
-              <w:right w:type="dxa" w:w="120"/>
-            </w:tcMar>
-          </w:tcPr>
-          <w:p>
-            <w:r>
-              <w:rPr>
-                <w:b/>
-                <w:bCs/>
-                <w:color w:val="18202B"/>
-                <w:sz w:val="20"/>
-                <w:szCs w:val="20"/>
-              </w:rPr>
-              <w:t xml:space="preserve">Marcas junto al motivo</w:t>
-            </w:r>
-          </w:p>
-          <w:p>
-            <w:r>
-              <w:rPr>
-                <w:b/>
-                <w:bCs/>
-                <w:color w:val="18864C"/>
-                <w:sz w:val="16"/>
-                <w:szCs w:val="16"/>
-              </w:rPr>
-              <w:t xml:space="preserve">Nuevo</w:t>
-            </w:r>
-          </w:p>
-        </w:tc>
-        <w:tc>
-          <w:tcPr>
-            <w:tcW w:type="dxa" w:w="6738"/>
-            <w:tcBorders>
-              <w:top w:val="single" w:color="D9DFE8" w:sz="4"/>
-              <w:left w:val="single" w:color="D9DFE8" w:sz="4"/>
-              <w:bottom w:val="single" w:color="D9DFE8" w:sz="4"/>
-              <w:right w:val="single" w:color="D9DFE8" w:sz="4"/>
-            </w:tcBorders>
-            <w:tcMar>
-              <w:top w:type="dxa" w:w="80"/>
-              <w:left w:type="dxa" w:w="120"/>
-              <w:bottom w:type="dxa" w:w="80"/>
-              <w:right w:type="dxa" w:w="120"/>
-            </w:tcMar>
-          </w:tcPr>
-          <w:p>
-            <w:r>
-              <w:rPr>
-                <w:color w:val="4F5B6C"/>
-                <w:sz w:val="20"/>
-                <w:szCs w:val="20"/>
-              </w:rPr>
-              <w:t xml:space="preserve">Tarjeta de contingencia, Tarjeta de acceso, Sin lector de DNI, Salida sin lector, Corrección manual y Manual (con el grado y quién decidió).</w:t>
-            </w:r>
-          </w:p>
-        </w:tc>
-      </w:tr>
-      <w:tr>
-        <w:trPr>
-          <w:cantSplit/>
-        </w:trPr>
-        <w:tc>
-          <w:tcPr>
-            <w:tcW w:type="dxa" w:w="2900"/>
-            <w:tcBorders>
-              <w:top w:val="single" w:color="D9DFE8" w:sz="4"/>
-              <w:left w:val="single" w:color="D9DFE8" w:sz="4"/>
-              <w:bottom w:val="single" w:color="D9DFE8" w:sz="4"/>
-              <w:right w:val="single" w:color="D9DFE8" w:sz="4"/>
-            </w:tcBorders>
-            <w:tcMar>
-              <w:top w:type="dxa" w:w="80"/>
-              <w:left w:type="dxa" w:w="120"/>
-              <w:bottom w:type="dxa" w:w="80"/>
-              <w:right w:type="dxa" w:w="120"/>
-            </w:tcMar>
-          </w:tcPr>
-          <w:p>
-            <w:r>
-              <w:rPr>
-                <w:b/>
-                <w:bCs/>
-                <w:color w:val="18202B"/>
-                <w:sz w:val="20"/>
-                <w:szCs w:val="20"/>
-              </w:rPr>
-              <w:t xml:space="preserve">Contadores</w:t>
-            </w:r>
-          </w:p>
-          <w:p>
-            <w:r>
-              <w:rPr>
-                <w:b/>
-                <w:bCs/>
-                <w:color w:val="2563C9"/>
-                <w:sz w:val="16"/>
-                <w:szCs w:val="16"/>
-              </w:rPr>
-              <w:t xml:space="preserve">Cambió</w:t>
-            </w:r>
-          </w:p>
-        </w:tc>
-        <w:tc>
-          <w:tcPr>
-            <w:tcW w:type="dxa" w:w="6738"/>
-            <w:tcBorders>
-              <w:top w:val="single" w:color="D9DFE8" w:sz="4"/>
-              <w:left w:val="single" w:color="D9DFE8" w:sz="4"/>
-              <w:bottom w:val="single" w:color="D9DFE8" w:sz="4"/>
-              <w:right w:val="single" w:color="D9DFE8" w:sz="4"/>
-            </w:tcBorders>
-            <w:tcMar>
-              <w:top w:type="dxa" w:w="80"/>
-              <w:left w:type="dxa" w:w="120"/>
-              <w:bottom w:type="dxa" w:w="80"/>
-              <w:right w:type="dxa" w:w="120"/>
-            </w:tcMar>
-          </w:tcPr>
-          <w:p>
-            <w:r>
-              <w:rPr>
-                <w:color w:val="4F5B6C"/>
-                <w:sz w:val="20"/>
-                <w:szCs w:val="20"/>
-              </w:rPr>
-              <w:t xml:space="preserve">Accesos restringidos hoy, Prueba de alcohol test positivo hoy y Documentos vencidos.</w:t>
-            </w:r>
-          </w:p>
-        </w:tc>
-      </w:tr>
-      <w:tr>
-        <w:trPr>
-          <w:cantSplit/>
-        </w:trPr>
-        <w:tc>
-          <w:tcPr>
-            <w:tcW w:type="dxa" w:w="2900"/>
-            <w:tcBorders>
-              <w:top w:val="single" w:color="D9DFE8" w:sz="4"/>
-              <w:left w:val="single" w:color="D9DFE8" w:sz="4"/>
-              <w:bottom w:val="single" w:color="D9DFE8" w:sz="4"/>
-              <w:right w:val="single" w:color="D9DFE8" w:sz="4"/>
-            </w:tcBorders>
-            <w:tcMar>
-              <w:top w:type="dxa" w:w="80"/>
-              <w:left w:type="dxa" w:w="120"/>
-              <w:bottom w:type="dxa" w:w="80"/>
-              <w:right w:type="dxa" w:w="120"/>
-            </w:tcMar>
-          </w:tcPr>
-          <w:p>
-            <w:r>
-              <w:rPr>
-                <w:b/>
-                <w:bCs/>
-                <w:color w:val="18202B"/>
-                <w:sz w:val="20"/>
-                <w:szCs w:val="20"/>
-              </w:rPr>
-              <w:t xml:space="preserve">Reconexión</w:t>
-            </w:r>
-          </w:p>
-          <w:p>
-            <w:r>
-              <w:rPr>
-                <w:b/>
-                <w:bCs/>
-                <w:color w:val="18864C"/>
-                <w:sz w:val="16"/>
-                <w:szCs w:val="16"/>
-              </w:rPr>
-              <w:t xml:space="preserve">Nuevo</w:t>
-            </w:r>
-          </w:p>
-        </w:tc>
-        <w:tc>
-          <w:tcPr>
-            <w:tcW w:type="dxa" w:w="6738"/>
-            <w:tcBorders>
-              <w:top w:val="single" w:color="D9DFE8" w:sz="4"/>
-              <w:left w:val="single" w:color="D9DFE8" w:sz="4"/>
-              <w:bottom w:val="single" w:color="D9DFE8" w:sz="4"/>
-              <w:right w:val="single" w:color="D9DFE8" w:sz="4"/>
-            </w:tcBorders>
-            <w:tcMar>
-              <w:top w:type="dxa" w:w="80"/>
-              <w:left w:type="dxa" w:w="120"/>
-              <w:bottom w:type="dxa" w:w="80"/>
-              <w:right w:type="dxa" w:w="120"/>
-            </w:tcMar>
-          </w:tcPr>
-          <w:p>
-            <w:r>
-              <w:rPr>
-                <w:color w:val="4F5B6C"/>
-                <w:sz w:val="20"/>
-                <w:szCs w:val="20"/>
-              </w:rPr>
-              <w:t xml:space="preserve">Si se corta la conexión en vivo, el Panel se reconecta solo y recupera lo ocurrido.</w:t>
-            </w:r>
-          </w:p>
-        </w:tc>
-      </w:tr>
-      <w:tr>
-        <w:trPr>
-          <w:cantSplit/>
-        </w:trPr>
-        <w:tc>
-          <w:tcPr>
-            <w:tcW w:type="dxa" w:w="2900"/>
-            <w:tcBorders>
-              <w:top w:val="single" w:color="D9DFE8" w:sz="4"/>
-              <w:left w:val="single" w:color="D9DFE8" w:sz="4"/>
-              <w:bottom w:val="single" w:color="D9DFE8" w:sz="4"/>
-              <w:right w:val="single" w:color="D9DFE8" w:sz="4"/>
-            </w:tcBorders>
-            <w:tcMar>
-              <w:top w:type="dxa" w:w="80"/>
-              <w:left w:type="dxa" w:w="120"/>
-              <w:bottom w:type="dxa" w:w="80"/>
-              <w:right w:type="dxa" w:w="120"/>
-            </w:tcMar>
-          </w:tcPr>
-          <w:p>
-            <w:r>
-              <w:rPr>
-                <w:b/>
-                <w:bCs/>
-                <w:color w:val="18202B"/>
-                <w:sz w:val="20"/>
-                <w:szCs w:val="20"/>
-              </w:rPr>
-              <w:t xml:space="preserve">Presentes ahora</w:t>
-            </w:r>
-          </w:p>
-          <w:p>
-            <w:r>
-              <w:rPr>
-                <w:b/>
-                <w:bCs/>
-                <w:color w:val="18864C"/>
-                <w:sz w:val="16"/>
-                <w:szCs w:val="16"/>
-              </w:rPr>
-              <w:t xml:space="preserve">Nuevo</w:t>
-            </w:r>
-          </w:p>
-        </w:tc>
-        <w:tc>
-          <w:tcPr>
-            <w:tcW w:type="dxa" w:w="6738"/>
-            <w:tcBorders>
-              <w:top w:val="single" w:color="D9DFE8" w:sz="4"/>
-              <w:left w:val="single" w:color="D9DFE8" w:sz="4"/>
-              <w:bottom w:val="single" w:color="D9DFE8" w:sz="4"/>
-              <w:right w:val="single" w:color="D9DFE8" w:sz="4"/>
-            </w:tcBorders>
-            <w:tcMar>
-              <w:top w:type="dxa" w:w="80"/>
-              <w:left w:type="dxa" w:w="120"/>
-              <w:bottom w:type="dxa" w:w="80"/>
-              <w:right w:type="dxa" w:w="120"/>
-            </w:tcMar>
-          </w:tcPr>
-          <w:p>
-            <w:r>
-              <w:rPr>
-                <w:color w:val="4F5B6C"/>
-                <w:sz w:val="20"/>
-                <w:szCs w:val="20"/>
-              </w:rPr>
-              <w:t xml:space="preserve">Quiénes están dentro, con buscador, filtro por perfil y tiempo dentro (en naranja más de 12 horas). El vigilante la tiene en su menú; el administrador, desde el Dashboard y con descarga en Excel.</w:t>
+              <w:t xml:space="preserve">Quiénes están dentro y desde hace cuánto (más de 12 h en naranja), con buscador.</w:t>
             </w:r>
           </w:p>
         </w:tc>
@@ -3726,7 +2322,7 @@
                 <w:sz w:val="20"/>
                 <w:szCs w:val="20"/>
               </w:rPr>
-              <w:t xml:space="preserve">Aviso de fallas en todo el portal</w:t>
+              <w:t xml:space="preserve">Aviso de fallas</w:t>
             </w:r>
           </w:p>
           <w:p>
@@ -3765,7 +2361,7 @@
                 <w:sz w:val="20"/>
                 <w:szCs w:val="20"/>
               </w:rPr>
-              <w:t xml:space="preserve">Arriba de todas las pantallas, para el administrador y el vigilante: un recuadro rojo por equipo caído, qué deja de funcionar y desde cuándo.</w:t>
+              <w:t xml:space="preserve">Recuadro rojo en todas las pantallas cuando cae un equipo.</w:t>
             </w:r>
           </w:p>
         </w:tc>
@@ -3838,7 +2434,7 @@
                 <w:sz w:val="20"/>
                 <w:szCs w:val="20"/>
               </w:rPr>
-              <w:t xml:space="preserve">Si falla el terminal facial o el alcoholímetro: el vigilante compara el rostro con la foto, toma la prueba con el alcoholímetro de repuesto y escribe el grado; el sistema decide.</w:t>
+              <w:t xml:space="preserve">Si falla el G4 Pro o el alcoholímetro: el vigilante compara la foto y registra el grado del alcoholímetro de repuesto.</w:t>
             </w:r>
           </w:p>
         </w:tc>
@@ -3911,7 +2507,7 @@
                 <w:sz w:val="20"/>
                 <w:szCs w:val="20"/>
               </w:rPr>
-              <w:t xml:space="preserve">Para el personal sin DNI: el vigilante la pasa por el lector en lugar del DNI; en la salida elige al personal en el Panel (Salida sin DNI). Sola no abre.</w:t>
+              <w:t xml:space="preserve">Reemplaza al DNI olvidado; sola no abre. En la salida se elige al personal (Salida sin DNI).</w:t>
             </w:r>
           </w:p>
         </w:tc>
@@ -3984,7 +2580,7 @@
                 <w:sz w:val="20"/>
                 <w:szCs w:val="20"/>
               </w:rPr>
-              <w:t xml:space="preserve">Si se desconecta un lector de DNI o su adaptador deja de responder, se activa sola: ingreso solo con rostro y alcohol, y salida desde Presentes ahora.</w:t>
+              <w:t xml:space="preserve">Se activa sola si falla un lector: ingreso con rostro y alcohol, salida desde Presentes ahora.</w:t>
             </w:r>
           </w:p>
         </w:tc>
@@ -4057,80 +2653,7 @@
                 <w:sz w:val="20"/>
                 <w:szCs w:val="20"/>
               </w:rPr>
-              <w:t xml:space="preserve">Para visitas o autoridades (por ejemplo, una inspección): abre el molinete sin rostro, alcohol ni DNI y queda registrada.</w:t>
-            </w:r>
-          </w:p>
-        </w:tc>
-      </w:tr>
-      <w:tr>
-        <w:trPr>
-          <w:cantSplit/>
-        </w:trPr>
-        <w:tc>
-          <w:tcPr>
-            <w:tcW w:type="dxa" w:w="2900"/>
-            <w:tcBorders>
-              <w:top w:val="single" w:color="D9DFE8" w:sz="4"/>
-              <w:left w:val="single" w:color="D9DFE8" w:sz="4"/>
-              <w:bottom w:val="single" w:color="D9DFE8" w:sz="4"/>
-              <w:right w:val="single" w:color="D9DFE8" w:sz="4"/>
-            </w:tcBorders>
-            <w:tcMar>
-              <w:top w:type="dxa" w:w="80"/>
-              <w:left w:type="dxa" w:w="120"/>
-              <w:bottom w:type="dxa" w:w="80"/>
-              <w:right w:type="dxa" w:w="120"/>
-            </w:tcMar>
-          </w:tcPr>
-          <w:p>
-            <w:r>
-              <w:rPr>
-                <w:b/>
-                <w:bCs/>
-                <w:color w:val="18202B"/>
-                <w:sz w:val="20"/>
-                <w:szCs w:val="20"/>
-              </w:rPr>
-              <w:t xml:space="preserve">Pantallas de tarjetas</w:t>
-            </w:r>
-          </w:p>
-          <w:p>
-            <w:r>
-              <w:rPr>
-                <w:b/>
-                <w:bCs/>
-                <w:color w:val="18864C"/>
-                <w:sz w:val="16"/>
-                <w:szCs w:val="16"/>
-              </w:rPr>
-              <w:t xml:space="preserve">Nuevo</w:t>
-            </w:r>
-          </w:p>
-        </w:tc>
-        <w:tc>
-          <w:tcPr>
-            <w:tcW w:type="dxa" w:w="6738"/>
-            <w:tcBorders>
-              <w:top w:val="single" w:color="D9DFE8" w:sz="4"/>
-              <w:left w:val="single" w:color="D9DFE8" w:sz="4"/>
-              <w:bottom w:val="single" w:color="D9DFE8" w:sz="4"/>
-              <w:right w:val="single" w:color="D9DFE8" w:sz="4"/>
-            </w:tcBorders>
-            <w:tcMar>
-              <w:top w:type="dxa" w:w="80"/>
-              <w:left w:type="dxa" w:w="120"/>
-              <w:bottom w:type="dxa" w:w="80"/>
-              <w:right w:type="dxa" w:w="120"/>
-            </w:tcMar>
-          </w:tcPr>
-          <w:p>
-            <w:r>
-              <w:rPr>
-                <w:color w:val="4F5B6C"/>
-                <w:sz w:val="20"/>
-                <w:szCs w:val="20"/>
-              </w:rPr>
-              <w:t xml:space="preserve">Menú Contingencias: crear, imprimir en tamaño carné, vencimiento, cambiar código, desactivar y eliminar, con los usos de cada tarjeta y un buscador.</w:t>
+              <w:t xml:space="preserve">Para visitas y autoridades: abre sin prueba ni DNI. Ambas tarjetas se administran en Contingencias.</w:t>
             </w:r>
           </w:p>
         </w:tc>
@@ -4160,7 +2683,7 @@
           <w:sz w:val="28"/>
           <w:szCs w:val="28"/>
         </w:rPr>
-        <w:t xml:space="preserve">Dashboard</w:t>
+        <w:t xml:space="preserve">Dashboard, reportes y auditoría</w:t>
       </w:r>
     </w:p>
     <w:tbl>
@@ -4274,7 +2797,7 @@
                 <w:sz w:val="20"/>
                 <w:szCs w:val="20"/>
               </w:rPr>
-              <w:t xml:space="preserve">Ingresos en lugar de visitas</w:t>
+              <w:t xml:space="preserve">Dashboard</w:t>
             </w:r>
           </w:p>
           <w:p>
@@ -4313,7 +2836,7 @@
                 <w:sz w:val="20"/>
                 <w:szCs w:val="20"/>
               </w:rPr>
-              <w:t xml:space="preserve">Los indicadores dicen Ingresos finalizados y Total de ingresos (Visita ahora es un perfil de persona).</w:t>
+              <w:t xml:space="preserve">Ingresos en lugar de visitas, permanencia de 12 h (antes 24) y gráficos por perfil y de horas-hombre.</w:t>
             </w:r>
           </w:p>
         </w:tc>
@@ -4347,7 +2870,80 @@
                 <w:sz w:val="20"/>
                 <w:szCs w:val="20"/>
               </w:rPr>
-              <w:t xml:space="preserve">Permanencia mayor a 12 horas</w:t>
+              <w:t xml:space="preserve">Reportes</w:t>
+            </w:r>
+          </w:p>
+          <w:p>
+            <w:r>
+              <w:rPr>
+                <w:b/>
+                <w:bCs/>
+                <w:color w:val="18864C"/>
+                <w:sz w:val="16"/>
+                <w:szCs w:val="16"/>
+              </w:rPr>
+              <w:t xml:space="preserve">Nuevo</w:t>
+            </w:r>
+          </w:p>
+        </w:tc>
+        <w:tc>
+          <w:tcPr>
+            <w:tcW w:type="dxa" w:w="6738"/>
+            <w:tcBorders>
+              <w:top w:val="single" w:color="D9DFE8" w:sz="4"/>
+              <w:left w:val="single" w:color="D9DFE8" w:sz="4"/>
+              <w:bottom w:val="single" w:color="D9DFE8" w:sz="4"/>
+              <w:right w:val="single" w:color="D9DFE8" w:sz="4"/>
+            </w:tcBorders>
+            <w:tcMar>
+              <w:top w:type="dxa" w:w="80"/>
+              <w:left w:type="dxa" w:w="120"/>
+              <w:bottom w:type="dxa" w:w="80"/>
+              <w:right w:type="dxa" w:w="120"/>
+            </w:tcMar>
+          </w:tcPr>
+          <w:p>
+            <w:r>
+              <w:rPr>
+                <w:color w:val="4F5B6C"/>
+                <w:sz w:val="20"/>
+                <w:szCs w:val="20"/>
+              </w:rPr>
+              <w:t xml:space="preserve">Horas-hombre, Empresas por perfil, ZIP de documentos con sus archivos y hoja Leyenda; hasta 100 000 filas.</w:t>
+            </w:r>
+          </w:p>
+        </w:tc>
+      </w:tr>
+      <w:tr>
+        <w:trPr>
+          <w:cantSplit/>
+        </w:trPr>
+        <w:tc>
+          <w:tcPr>
+            <w:tcW w:type="dxa" w:w="2900"/>
+            <w:tcBorders>
+              <w:top w:val="single" w:color="D9DFE8" w:sz="4"/>
+              <w:left w:val="single" w:color="D9DFE8" w:sz="4"/>
+              <w:bottom w:val="single" w:color="D9DFE8" w:sz="4"/>
+              <w:right w:val="single" w:color="D9DFE8" w:sz="4"/>
+            </w:tcBorders>
+            <w:tcMar>
+              <w:top w:type="dxa" w:w="80"/>
+              <w:left w:type="dxa" w:w="120"/>
+              <w:bottom w:type="dxa" w:w="80"/>
+              <w:right w:type="dxa" w:w="120"/>
+            </w:tcMar>
+          </w:tcPr>
+          <w:p>
+            <w:r>
+              <w:rPr>
+                <w:b/>
+                <w:bCs/>
+                <w:color w:val="18202B"/>
+                <w:sz w:val="20"/>
+                <w:szCs w:val="20"/>
+              </w:rPr>
+              <w:t xml:space="preserve">Auditoría</w:t>
             </w:r>
           </w:p>
           <w:p>
@@ -4386,181 +2982,7 @@
                 <w:sz w:val="20"/>
                 <w:szCs w:val="20"/>
               </w:rPr>
-              <w:t xml:space="preserve">Antes 24 horas.</w:t>
-            </w:r>
-          </w:p>
-        </w:tc>
-      </w:tr>
-      <w:tr>
-        <w:trPr>
-          <w:cantSplit/>
-        </w:trPr>
-        <w:tc>
-          <w:tcPr>
-            <w:tcW w:type="dxa" w:w="2900"/>
-            <w:tcBorders>
-              <w:top w:val="single" w:color="D9DFE8" w:sz="4"/>
-              <w:left w:val="single" w:color="D9DFE8" w:sz="4"/>
-              <w:bottom w:val="single" w:color="D9DFE8" w:sz="4"/>
-              <w:right w:val="single" w:color="D9DFE8" w:sz="4"/>
-            </w:tcBorders>
-            <w:tcMar>
-              <w:top w:type="dxa" w:w="80"/>
-              <w:left w:type="dxa" w:w="120"/>
-              <w:bottom w:type="dxa" w:w="80"/>
-              <w:right w:type="dxa" w:w="120"/>
-            </w:tcMar>
-          </w:tcPr>
-          <w:p>
-            <w:r>
-              <w:rPr>
-                <w:b/>
-                <w:bCs/>
-                <w:color w:val="18202B"/>
-                <w:sz w:val="20"/>
-                <w:szCs w:val="20"/>
-              </w:rPr>
-              <w:t xml:space="preserve">Gráficos nuevos</w:t>
-            </w:r>
-          </w:p>
-          <w:p>
-            <w:r>
-              <w:rPr>
-                <w:b/>
-                <w:bCs/>
-                <w:color w:val="18864C"/>
-                <w:sz w:val="16"/>
-                <w:szCs w:val="16"/>
-              </w:rPr>
-              <w:t xml:space="preserve">Nuevo</w:t>
-            </w:r>
-          </w:p>
-        </w:tc>
-        <w:tc>
-          <w:tcPr>
-            <w:tcW w:type="dxa" w:w="6738"/>
-            <w:tcBorders>
-              <w:top w:val="single" w:color="D9DFE8" w:sz="4"/>
-              <w:left w:val="single" w:color="D9DFE8" w:sz="4"/>
-              <w:bottom w:val="single" w:color="D9DFE8" w:sz="4"/>
-              <w:right w:val="single" w:color="D9DFE8" w:sz="4"/>
-            </w:tcBorders>
-            <w:tcMar>
-              <w:top w:type="dxa" w:w="80"/>
-              <w:left w:type="dxa" w:w="120"/>
-              <w:bottom w:type="dxa" w:w="80"/>
-              <w:right w:type="dxa" w:w="120"/>
-            </w:tcMar>
-          </w:tcPr>
-          <w:p>
-            <w:r>
-              <w:rPr>
-                <w:b/>
-                <w:bCs/>
-                <w:color w:val="4F5B6C"/>
-                <w:sz w:val="20"/>
-                <w:szCs w:val="20"/>
-              </w:rPr>
-              <w:t xml:space="preserve">Ingresos por perfil</w:t>
-            </w:r>
-            <w:r>
-              <w:rPr>
-                <w:color w:val="4F5B6C"/>
-                <w:sz w:val="20"/>
-                <w:szCs w:val="20"/>
-              </w:rPr>
-              <w:t xml:space="preserve"> y </w:t>
-            </w:r>
-            <w:r>
-              <w:rPr>
-                <w:b/>
-                <w:bCs/>
-                <w:color w:val="4F5B6C"/>
-                <w:sz w:val="20"/>
-                <w:szCs w:val="20"/>
-              </w:rPr>
-              <w:t xml:space="preserve">Horas-hombre por empresa</w:t>
-            </w:r>
-            <w:r>
-              <w:rPr>
-                <w:color w:val="4F5B6C"/>
-                <w:sz w:val="20"/>
-                <w:szCs w:val="20"/>
-              </w:rPr>
-              <w:t xml:space="preserve"> (tiempo dentro del terminal, de cada ingreso a su salida).</w:t>
-            </w:r>
-          </w:p>
-        </w:tc>
-      </w:tr>
-      <w:tr>
-        <w:trPr>
-          <w:cantSplit/>
-        </w:trPr>
-        <w:tc>
-          <w:tcPr>
-            <w:tcW w:type="dxa" w:w="2900"/>
-            <w:tcBorders>
-              <w:top w:val="single" w:color="D9DFE8" w:sz="4"/>
-              <w:left w:val="single" w:color="D9DFE8" w:sz="4"/>
-              <w:bottom w:val="single" w:color="D9DFE8" w:sz="4"/>
-              <w:right w:val="single" w:color="D9DFE8" w:sz="4"/>
-            </w:tcBorders>
-            <w:tcMar>
-              <w:top w:type="dxa" w:w="80"/>
-              <w:left w:type="dxa" w:w="120"/>
-              <w:bottom w:type="dxa" w:w="80"/>
-              <w:right w:type="dxa" w:w="120"/>
-            </w:tcMar>
-          </w:tcPr>
-          <w:p>
-            <w:r>
-              <w:rPr>
-                <w:b/>
-                <w:bCs/>
-                <w:color w:val="18202B"/>
-                <w:sz w:val="20"/>
-                <w:szCs w:val="20"/>
-              </w:rPr>
-              <w:t xml:space="preserve">Presentes ahora</w:t>
-            </w:r>
-          </w:p>
-          <w:p>
-            <w:r>
-              <w:rPr>
-                <w:b/>
-                <w:bCs/>
-                <w:color w:val="18864C"/>
-                <w:sz w:val="16"/>
-                <w:szCs w:val="16"/>
-              </w:rPr>
-              <w:t xml:space="preserve">Nuevo</w:t>
-            </w:r>
-          </w:p>
-        </w:tc>
-        <w:tc>
-          <w:tcPr>
-            <w:tcW w:type="dxa" w:w="6738"/>
-            <w:tcBorders>
-              <w:top w:val="single" w:color="D9DFE8" w:sz="4"/>
-              <w:left w:val="single" w:color="D9DFE8" w:sz="4"/>
-              <w:bottom w:val="single" w:color="D9DFE8" w:sz="4"/>
-              <w:right w:val="single" w:color="D9DFE8" w:sz="4"/>
-            </w:tcBorders>
-            <w:tcMar>
-              <w:top w:type="dxa" w:w="80"/>
-              <w:left w:type="dxa" w:w="120"/>
-              <w:bottom w:type="dxa" w:w="80"/>
-              <w:right w:type="dxa" w:w="120"/>
-            </w:tcMar>
-          </w:tcPr>
-          <w:p>
-            <w:r>
-              <w:rPr>
-                <w:color w:val="4F5B6C"/>
-                <w:sz w:val="20"/>
-                <w:szCs w:val="20"/>
-              </w:rPr>
-              <w:t xml:space="preserve">La tarjeta Presentes actualmente abre la lista de quiénes son.</w:t>
+              <w:t xml:space="preserve">Registra también inicios de sesión, descargas, archivos abiertos y desconexiones de equipos.</w:t>
             </w:r>
           </w:p>
         </w:tc>
@@ -4590,7 +3012,7 @@
           <w:sz w:val="28"/>
           <w:szCs w:val="28"/>
         </w:rPr>
-        <w:t xml:space="preserve">Reportes</w:t>
+        <w:t xml:space="preserve">Sistema y APIs, y manual</w:t>
       </w:r>
     </w:p>
     <w:tbl>
@@ -4704,7 +3126,7 @@
                 <w:sz w:val="20"/>
                 <w:szCs w:val="20"/>
               </w:rPr>
-              <w:t xml:space="preserve">Reportes nuevos</w:t>
+              <w:t xml:space="preserve">Sistema y APIs</w:t>
             </w:r>
           </w:p>
           <w:p>
@@ -4739,39 +3161,11 @@
           <w:p>
             <w:r>
               <w:rPr>
-                <w:b/>
-                <w:bCs/>
-                <w:color w:val="4F5B6C"/>
-                <w:sz w:val="20"/>
-                <w:szCs w:val="20"/>
-              </w:rPr>
-              <w:t xml:space="preserve">Horas-hombre</w:t>
-            </w:r>
-            <w:r>
-              <w:rPr>
-                <w:color w:val="4F5B6C"/>
-                <w:sz w:val="20"/>
-                <w:szCs w:val="20"/>
-              </w:rPr>
-              <w:t xml:space="preserve"> (por empresa y por persona) y </w:t>
-            </w:r>
-            <w:r>
-              <w:rPr>
-                <w:b/>
-                <w:bCs/>
-                <w:color w:val="4F5B6C"/>
-                <w:sz w:val="20"/>
-                <w:szCs w:val="20"/>
-              </w:rPr>
-              <w:t xml:space="preserve">Empresas por perfil</w:t>
-            </w:r>
-            <w:r>
-              <w:rPr>
-                <w:color w:val="4F5B6C"/>
-                <w:sz w:val="20"/>
-                <w:szCs w:val="20"/>
-              </w:rPr>
-              <w:t xml:space="preserve">.</w:t>
+                <w:color w:val="4F5B6C"/>
+                <w:sz w:val="20"/>
+                <w:szCs w:val="20"/>
+              </w:rPr>
+              <w:t xml:space="preserve">Estado en vivo de controlador, G4 Pro, alcoholímetro, lectores y relés; sincronización, orden del ingreso y Monitor del G4 Pro.</w:t>
             </w:r>
           </w:p>
         </w:tc>
@@ -4805,7 +3199,80 @@
                 <w:sz w:val="20"/>
                 <w:szCs w:val="20"/>
               </w:rPr>
-              <w:t xml:space="preserve">Filtro por perfil</w:t>
+              <w:t xml:space="preserve">Manual</w:t>
+            </w:r>
+          </w:p>
+          <w:p>
+            <w:r>
+              <w:rPr>
+                <w:b/>
+                <w:bCs/>
+                <w:color w:val="2563C9"/>
+                <w:sz w:val="16"/>
+                <w:szCs w:val="16"/>
+              </w:rPr>
+              <w:t xml:space="preserve">Cambió</w:t>
+            </w:r>
+          </w:p>
+        </w:tc>
+        <w:tc>
+          <w:tcPr>
+            <w:tcW w:type="dxa" w:w="6738"/>
+            <w:tcBorders>
+              <w:top w:val="single" w:color="D9DFE8" w:sz="4"/>
+              <w:left w:val="single" w:color="D9DFE8" w:sz="4"/>
+              <w:bottom w:val="single" w:color="D9DFE8" w:sz="4"/>
+              <w:right w:val="single" w:color="D9DFE8" w:sz="4"/>
+            </w:tcBorders>
+            <w:tcMar>
+              <w:top w:type="dxa" w:w="80"/>
+              <w:left w:type="dxa" w:w="120"/>
+              <w:bottom w:type="dxa" w:w="80"/>
+              <w:right w:type="dxa" w:w="120"/>
+            </w:tcMar>
+          </w:tcPr>
+          <w:p>
+            <w:r>
+              <w:rPr>
+                <w:color w:val="4F5B6C"/>
+                <w:sz w:val="20"/>
+                <w:szCs w:val="20"/>
+              </w:rPr>
+              <w:t xml:space="preserve">Capturas numeradas de cada pantalla y diagrama del recorrido de ingreso y salida.</w:t>
+            </w:r>
+          </w:p>
+        </w:tc>
+      </w:tr>
+      <w:tr>
+        <w:trPr>
+          <w:cantSplit/>
+        </w:trPr>
+        <w:tc>
+          <w:tcPr>
+            <w:tcW w:type="dxa" w:w="2900"/>
+            <w:tcBorders>
+              <w:top w:val="single" w:color="D9DFE8" w:sz="4"/>
+              <w:left w:val="single" w:color="D9DFE8" w:sz="4"/>
+              <w:bottom w:val="single" w:color="D9DFE8" w:sz="4"/>
+              <w:right w:val="single" w:color="D9DFE8" w:sz="4"/>
+            </w:tcBorders>
+            <w:tcMar>
+              <w:top w:type="dxa" w:w="80"/>
+              <w:left w:type="dxa" w:w="120"/>
+              <w:bottom w:type="dxa" w:w="80"/>
+              <w:right w:type="dxa" w:w="120"/>
+            </w:tcMar>
+          </w:tcPr>
+          <w:p>
+            <w:r>
+              <w:rPr>
+                <w:b/>
+                <w:bCs/>
+                <w:color w:val="18202B"/>
+                <w:sz w:val="20"/>
+                <w:szCs w:val="20"/>
+              </w:rPr>
+              <w:t xml:space="preserve">Documentos de entrega</w:t>
             </w:r>
           </w:p>
           <w:p>
@@ -4844,1213 +3311,7 @@
                 <w:sz w:val="20"/>
                 <w:szCs w:val="20"/>
               </w:rPr>
-              <w:t xml:space="preserve">En todos los reportes de personas; el de personal incluye además el período autorizado.</w:t>
-            </w:r>
-          </w:p>
-        </w:tc>
-      </w:tr>
-      <w:tr>
-        <w:trPr>
-          <w:cantSplit/>
-        </w:trPr>
-        <w:tc>
-          <w:tcPr>
-            <w:tcW w:type="dxa" w:w="2900"/>
-            <w:tcBorders>
-              <w:top w:val="single" w:color="D9DFE8" w:sz="4"/>
-              <w:left w:val="single" w:color="D9DFE8" w:sz="4"/>
-              <w:bottom w:val="single" w:color="D9DFE8" w:sz="4"/>
-              <w:right w:val="single" w:color="D9DFE8" w:sz="4"/>
-            </w:tcBorders>
-            <w:tcMar>
-              <w:top w:type="dxa" w:w="80"/>
-              <w:left w:type="dxa" w:w="120"/>
-              <w:bottom w:type="dxa" w:w="80"/>
-              <w:right w:type="dxa" w:w="120"/>
-            </w:tcMar>
-          </w:tcPr>
-          <w:p>
-            <w:r>
-              <w:rPr>
-                <w:b/>
-                <w:bCs/>
-                <w:color w:val="18202B"/>
-                <w:sz w:val="20"/>
-                <w:szCs w:val="20"/>
-              </w:rPr>
-              <w:t xml:space="preserve">Documentos con archivos (ZIP)</w:t>
-            </w:r>
-          </w:p>
-          <w:p>
-            <w:r>
-              <w:rPr>
-                <w:b/>
-                <w:bCs/>
-                <w:color w:val="18864C"/>
-                <w:sz w:val="16"/>
-                <w:szCs w:val="16"/>
-              </w:rPr>
-              <w:t xml:space="preserve">Nuevo</w:t>
-            </w:r>
-          </w:p>
-        </w:tc>
-        <w:tc>
-          <w:tcPr>
-            <w:tcW w:type="dxa" w:w="6738"/>
-            <w:tcBorders>
-              <w:top w:val="single" w:color="D9DFE8" w:sz="4"/>
-              <w:left w:val="single" w:color="D9DFE8" w:sz="4"/>
-              <w:bottom w:val="single" w:color="D9DFE8" w:sz="4"/>
-              <w:right w:val="single" w:color="D9DFE8" w:sz="4"/>
-            </w:tcBorders>
-            <w:tcMar>
-              <w:top w:type="dxa" w:w="80"/>
-              <w:left w:type="dxa" w:w="120"/>
-              <w:bottom w:type="dxa" w:w="80"/>
-              <w:right w:type="dxa" w:w="120"/>
-            </w:tcMar>
-          </w:tcPr>
-          <w:p>
-            <w:r>
-              <w:rPr>
-                <w:color w:val="4F5B6C"/>
-                <w:sz w:val="20"/>
-                <w:szCs w:val="20"/>
-              </w:rPr>
-              <w:t xml:space="preserve">El Excel de documentos con cada archivo en carpetas por empresa y persona, y opcionalmente los documentos anteriores y las fotos.</w:t>
-            </w:r>
-          </w:p>
-        </w:tc>
-      </w:tr>
-      <w:tr>
-        <w:trPr>
-          <w:cantSplit/>
-        </w:trPr>
-        <w:tc>
-          <w:tcPr>
-            <w:tcW w:type="dxa" w:w="2900"/>
-            <w:tcBorders>
-              <w:top w:val="single" w:color="D9DFE8" w:sz="4"/>
-              <w:left w:val="single" w:color="D9DFE8" w:sz="4"/>
-              <w:bottom w:val="single" w:color="D9DFE8" w:sz="4"/>
-              <w:right w:val="single" w:color="D9DFE8" w:sz="4"/>
-            </w:tcBorders>
-            <w:tcMar>
-              <w:top w:type="dxa" w:w="80"/>
-              <w:left w:type="dxa" w:w="120"/>
-              <w:bottom w:type="dxa" w:w="80"/>
-              <w:right w:type="dxa" w:w="120"/>
-            </w:tcMar>
-          </w:tcPr>
-          <w:p>
-            <w:r>
-              <w:rPr>
-                <w:b/>
-                <w:bCs/>
-                <w:color w:val="18202B"/>
-                <w:sz w:val="20"/>
-                <w:szCs w:val="20"/>
-              </w:rPr>
-              <w:t xml:space="preserve">Hoja Leyenda</w:t>
-            </w:r>
-          </w:p>
-          <w:p>
-            <w:r>
-              <w:rPr>
-                <w:b/>
-                <w:bCs/>
-                <w:color w:val="18864C"/>
-                <w:sz w:val="16"/>
-                <w:szCs w:val="16"/>
-              </w:rPr>
-              <w:t xml:space="preserve">Nuevo</w:t>
-            </w:r>
-          </w:p>
-        </w:tc>
-        <w:tc>
-          <w:tcPr>
-            <w:tcW w:type="dxa" w:w="6738"/>
-            <w:tcBorders>
-              <w:top w:val="single" w:color="D9DFE8" w:sz="4"/>
-              <w:left w:val="single" w:color="D9DFE8" w:sz="4"/>
-              <w:bottom w:val="single" w:color="D9DFE8" w:sz="4"/>
-              <w:right w:val="single" w:color="D9DFE8" w:sz="4"/>
-            </w:tcBorders>
-            <w:tcMar>
-              <w:top w:type="dxa" w:w="80"/>
-              <w:left w:type="dxa" w:w="120"/>
-              <w:bottom w:type="dxa" w:w="80"/>
-              <w:right w:type="dxa" w:w="120"/>
-            </w:tcMar>
-          </w:tcPr>
-          <w:p>
-            <w:r>
-              <w:rPr>
-                <w:color w:val="4F5B6C"/>
-                <w:sz w:val="20"/>
-                <w:szCs w:val="20"/>
-              </w:rPr>
-              <w:t xml:space="preserve">Cada Excel y PDF explica sus columnas.</w:t>
-            </w:r>
-          </w:p>
-        </w:tc>
-      </w:tr>
-      <w:tr>
-        <w:trPr>
-          <w:cantSplit/>
-        </w:trPr>
-        <w:tc>
-          <w:tcPr>
-            <w:tcW w:type="dxa" w:w="2900"/>
-            <w:tcBorders>
-              <w:top w:val="single" w:color="D9DFE8" w:sz="4"/>
-              <w:left w:val="single" w:color="D9DFE8" w:sz="4"/>
-              <w:bottom w:val="single" w:color="D9DFE8" w:sz="4"/>
-              <w:right w:val="single" w:color="D9DFE8" w:sz="4"/>
-            </w:tcBorders>
-            <w:tcMar>
-              <w:top w:type="dxa" w:w="80"/>
-              <w:left w:type="dxa" w:w="120"/>
-              <w:bottom w:type="dxa" w:w="80"/>
-              <w:right w:type="dxa" w:w="120"/>
-            </w:tcMar>
-          </w:tcPr>
-          <w:p>
-            <w:r>
-              <w:rPr>
-                <w:b/>
-                <w:bCs/>
-                <w:color w:val="18202B"/>
-                <w:sz w:val="20"/>
-                <w:szCs w:val="20"/>
-              </w:rPr>
-              <w:t xml:space="preserve">Más filas</w:t>
-            </w:r>
-          </w:p>
-          <w:p>
-            <w:r>
-              <w:rPr>
-                <w:b/>
-                <w:bCs/>
-                <w:color w:val="2563C9"/>
-                <w:sz w:val="16"/>
-                <w:szCs w:val="16"/>
-              </w:rPr>
-              <w:t xml:space="preserve">Cambió</w:t>
-            </w:r>
-          </w:p>
-        </w:tc>
-        <w:tc>
-          <w:tcPr>
-            <w:tcW w:type="dxa" w:w="6738"/>
-            <w:tcBorders>
-              <w:top w:val="single" w:color="D9DFE8" w:sz="4"/>
-              <w:left w:val="single" w:color="D9DFE8" w:sz="4"/>
-              <w:bottom w:val="single" w:color="D9DFE8" w:sz="4"/>
-              <w:right w:val="single" w:color="D9DFE8" w:sz="4"/>
-            </w:tcBorders>
-            <w:tcMar>
-              <w:top w:type="dxa" w:w="80"/>
-              <w:left w:type="dxa" w:w="120"/>
-              <w:bottom w:type="dxa" w:w="80"/>
-              <w:right w:type="dxa" w:w="120"/>
-            </w:tcMar>
-          </w:tcPr>
-          <w:p>
-            <w:r>
-              <w:rPr>
-                <w:color w:val="4F5B6C"/>
-                <w:sz w:val="20"/>
-                <w:szCs w:val="20"/>
-              </w:rPr>
-              <w:t xml:space="preserve">Hasta 100 000 filas en Excel (antes 20 000). Visitas del periodo ahora se llama Ingresos del periodo.</w:t>
-            </w:r>
-          </w:p>
-        </w:tc>
-      </w:tr>
-    </w:tbl>
-    <w:p>
-      <w:pPr>
-        <w:pStyle w:val="Heading1"/>
-        <w:keepNext/>
-        <w:spacing w:before="320" w:after="120"/>
-      </w:pPr>
-      <w:r>
-        <w:rPr>
-          <w:b/>
-          <w:bCs/>
-          <w:color w:val="2563C9"/>
-          <w:sz w:val="28"/>
-          <w:szCs w:val="28"/>
-        </w:rPr>
-        <w:t xml:space="preserve">9  </w:t>
-      </w:r>
-      <w:r>
-        <w:rPr>
-          <w:b/>
-          <w:bCs/>
-          <w:color w:val="18202B"/>
-          <w:sz w:val="28"/>
-          <w:szCs w:val="28"/>
-        </w:rPr>
-        <w:t xml:space="preserve">Auditoría</w:t>
-      </w:r>
-    </w:p>
-    <w:tbl>
-      <w:tblPr>
-        <w:tblW w:type="dxa" w:w="9638"/>
-        <w:tblBorders>
-          <w:top w:val="single" w:color="auto" w:sz="4"/>
-          <w:left w:val="single" w:color="auto" w:sz="4"/>
-          <w:bottom w:val="single" w:color="auto" w:sz="4"/>
-          <w:right w:val="single" w:color="auto" w:sz="4"/>
-          <w:insideH w:val="single" w:color="auto" w:sz="4"/>
-          <w:insideV w:val="single" w:color="auto" w:sz="4"/>
-        </w:tblBorders>
-        <w:tblLayout w:type="fixed"/>
-      </w:tblPr>
-      <w:tblGrid>
-        <w:gridCol w:w="2900"/>
-        <w:gridCol w:w="6738"/>
-      </w:tblGrid>
-      <w:tr>
-        <w:trPr>
-          <w:tblHeader/>
-        </w:trPr>
-        <w:tc>
-          <w:tcPr>
-            <w:tcW w:type="dxa" w:w="2900"/>
-            <w:tcBorders>
-              <w:top w:val="single" w:color="D9DFE8" w:sz="4"/>
-              <w:left w:val="single" w:color="D9DFE8" w:sz="4"/>
-              <w:bottom w:val="single" w:color="D9DFE8" w:sz="4"/>
-              <w:right w:val="single" w:color="D9DFE8" w:sz="4"/>
-            </w:tcBorders>
-            <w:shd w:fill="EEF2F7" w:color="auto" w:val="clear"/>
-            <w:tcMar>
-              <w:top w:type="dxa" w:w="80"/>
-              <w:left w:type="dxa" w:w="120"/>
-              <w:bottom w:type="dxa" w:w="80"/>
-              <w:right w:type="dxa" w:w="120"/>
-            </w:tcMar>
-          </w:tcPr>
-          <w:p>
-            <w:r>
-              <w:rPr>
-                <w:b/>
-                <w:bCs/>
-                <w:color w:val="4F5B6C"/>
-                <w:sz w:val="16"/>
-                <w:szCs w:val="16"/>
-              </w:rPr>
-              <w:t xml:space="preserve">QUÉ</w:t>
-            </w:r>
-          </w:p>
-        </w:tc>
-        <w:tc>
-          <w:tcPr>
-            <w:tcW w:type="dxa" w:w="6738"/>
-            <w:tcBorders>
-              <w:top w:val="single" w:color="D9DFE8" w:sz="4"/>
-              <w:left w:val="single" w:color="D9DFE8" w:sz="4"/>
-              <w:bottom w:val="single" w:color="D9DFE8" w:sz="4"/>
-              <w:right w:val="single" w:color="D9DFE8" w:sz="4"/>
-            </w:tcBorders>
-            <w:shd w:fill="EEF2F7" w:color="auto" w:val="clear"/>
-            <w:tcMar>
-              <w:top w:type="dxa" w:w="80"/>
-              <w:left w:type="dxa" w:w="120"/>
-              <w:bottom w:type="dxa" w:w="80"/>
-              <w:right w:type="dxa" w:w="120"/>
-            </w:tcMar>
-          </w:tcPr>
-          <w:p>
-            <w:r>
-              <w:rPr>
-                <w:b/>
-                <w:bCs/>
-                <w:color w:val="4F5B6C"/>
-                <w:sz w:val="16"/>
-                <w:szCs w:val="16"/>
-              </w:rPr>
-              <w:t xml:space="preserve">DETALLE</w:t>
-            </w:r>
-          </w:p>
-        </w:tc>
-      </w:tr>
-      <w:tr>
-        <w:trPr>
-          <w:cantSplit/>
-        </w:trPr>
-        <w:tc>
-          <w:tcPr>
-            <w:tcW w:type="dxa" w:w="2900"/>
-            <w:tcBorders>
-              <w:top w:val="single" w:color="D9DFE8" w:sz="4"/>
-              <w:left w:val="single" w:color="D9DFE8" w:sz="4"/>
-              <w:bottom w:val="single" w:color="D9DFE8" w:sz="4"/>
-              <w:right w:val="single" w:color="D9DFE8" w:sz="4"/>
-            </w:tcBorders>
-            <w:tcMar>
-              <w:top w:type="dxa" w:w="80"/>
-              <w:left w:type="dxa" w:w="120"/>
-              <w:bottom w:type="dxa" w:w="80"/>
-              <w:right w:type="dxa" w:w="120"/>
-            </w:tcMar>
-          </w:tcPr>
-          <w:p>
-            <w:r>
-              <w:rPr>
-                <w:b/>
-                <w:bCs/>
-                <w:color w:val="18202B"/>
-                <w:sz w:val="20"/>
-                <w:szCs w:val="20"/>
-              </w:rPr>
-              <w:t xml:space="preserve">Desconexiones de equipos</w:t>
-            </w:r>
-          </w:p>
-          <w:p>
-            <w:r>
-              <w:rPr>
-                <w:b/>
-                <w:bCs/>
-                <w:color w:val="18864C"/>
-                <w:sz w:val="16"/>
-                <w:szCs w:val="16"/>
-              </w:rPr>
-              <w:t xml:space="preserve">Nuevo</w:t>
-            </w:r>
-          </w:p>
-        </w:tc>
-        <w:tc>
-          <w:tcPr>
-            <w:tcW w:type="dxa" w:w="6738"/>
-            <w:tcBorders>
-              <w:top w:val="single" w:color="D9DFE8" w:sz="4"/>
-              <w:left w:val="single" w:color="D9DFE8" w:sz="4"/>
-              <w:bottom w:val="single" w:color="D9DFE8" w:sz="4"/>
-              <w:right w:val="single" w:color="D9DFE8" w:sz="4"/>
-            </w:tcBorders>
-            <w:tcMar>
-              <w:top w:type="dxa" w:w="80"/>
-              <w:left w:type="dxa" w:w="120"/>
-              <w:bottom w:type="dxa" w:w="80"/>
-              <w:right w:type="dxa" w:w="120"/>
-            </w:tcMar>
-          </w:tcPr>
-          <w:p>
-            <w:r>
-              <w:rPr>
-                <w:color w:val="4F5B6C"/>
-                <w:sz w:val="20"/>
-                <w:szCs w:val="20"/>
-              </w:rPr>
-              <w:t xml:space="preserve">Cada vez que un equipo se desconecta y vuelve, a nombre de Sistema, con cuánto tiempo estuvo sin conexión (buscar equipos).</w:t>
-            </w:r>
-          </w:p>
-        </w:tc>
-      </w:tr>
-      <w:tr>
-        <w:trPr>
-          <w:cantSplit/>
-        </w:trPr>
-        <w:tc>
-          <w:tcPr>
-            <w:tcW w:type="dxa" w:w="2900"/>
-            <w:tcBorders>
-              <w:top w:val="single" w:color="D9DFE8" w:sz="4"/>
-              <w:left w:val="single" w:color="D9DFE8" w:sz="4"/>
-              <w:bottom w:val="single" w:color="D9DFE8" w:sz="4"/>
-              <w:right w:val="single" w:color="D9DFE8" w:sz="4"/>
-            </w:tcBorders>
-            <w:tcMar>
-              <w:top w:type="dxa" w:w="80"/>
-              <w:left w:type="dxa" w:w="120"/>
-              <w:bottom w:type="dxa" w:w="80"/>
-              <w:right w:type="dxa" w:w="120"/>
-            </w:tcMar>
-          </w:tcPr>
-          <w:p>
-            <w:r>
-              <w:rPr>
-                <w:b/>
-                <w:bCs/>
-                <w:color w:val="18202B"/>
-                <w:sz w:val="20"/>
-                <w:szCs w:val="20"/>
-              </w:rPr>
-              <w:t xml:space="preserve">Más acciones registradas</w:t>
-            </w:r>
-          </w:p>
-          <w:p>
-            <w:r>
-              <w:rPr>
-                <w:b/>
-                <w:bCs/>
-                <w:color w:val="18864C"/>
-                <w:sz w:val="16"/>
-                <w:szCs w:val="16"/>
-              </w:rPr>
-              <w:t xml:space="preserve">Nuevo</w:t>
-            </w:r>
-          </w:p>
-        </w:tc>
-        <w:tc>
-          <w:tcPr>
-            <w:tcW w:type="dxa" w:w="6738"/>
-            <w:tcBorders>
-              <w:top w:val="single" w:color="D9DFE8" w:sz="4"/>
-              <w:left w:val="single" w:color="D9DFE8" w:sz="4"/>
-              <w:bottom w:val="single" w:color="D9DFE8" w:sz="4"/>
-              <w:right w:val="single" w:color="D9DFE8" w:sz="4"/>
-            </w:tcBorders>
-            <w:tcMar>
-              <w:top w:type="dxa" w:w="80"/>
-              <w:left w:type="dxa" w:w="120"/>
-              <w:bottom w:type="dxa" w:w="80"/>
-              <w:right w:type="dxa" w:w="120"/>
-            </w:tcMar>
-          </w:tcPr>
-          <w:p>
-            <w:r>
-              <w:rPr>
-                <w:color w:val="4F5B6C"/>
-                <w:sz w:val="20"/>
-                <w:szCs w:val="20"/>
-              </w:rPr>
-              <w:t xml:space="preserve">Inicios de sesión, aperturas del molinete sin DNI, salida sin DNI, sincronización con el terminal, descargas de reportes y archivos de documentos abiertos, además de bajas y reactivaciones con su motivo.</w:t>
-            </w:r>
-          </w:p>
-        </w:tc>
-      </w:tr>
-      <w:tr>
-        <w:trPr>
-          <w:cantSplit/>
-        </w:trPr>
-        <w:tc>
-          <w:tcPr>
-            <w:tcW w:type="dxa" w:w="2900"/>
-            <w:tcBorders>
-              <w:top w:val="single" w:color="D9DFE8" w:sz="4"/>
-              <w:left w:val="single" w:color="D9DFE8" w:sz="4"/>
-              <w:bottom w:val="single" w:color="D9DFE8" w:sz="4"/>
-              <w:right w:val="single" w:color="D9DFE8" w:sz="4"/>
-            </w:tcBorders>
-            <w:tcMar>
-              <w:top w:type="dxa" w:w="80"/>
-              <w:left w:type="dxa" w:w="120"/>
-              <w:bottom w:type="dxa" w:w="80"/>
-              <w:right w:type="dxa" w:w="120"/>
-            </w:tcMar>
-          </w:tcPr>
-          <w:p>
-            <w:r>
-              <w:rPr>
-                <w:b/>
-                <w:bCs/>
-                <w:color w:val="18202B"/>
-                <w:sz w:val="20"/>
-                <w:szCs w:val="20"/>
-              </w:rPr>
-              <w:t xml:space="preserve">Páginas</w:t>
-            </w:r>
-          </w:p>
-          <w:p>
-            <w:r>
-              <w:rPr>
-                <w:b/>
-                <w:bCs/>
-                <w:color w:val="2563C9"/>
-                <w:sz w:val="16"/>
-                <w:szCs w:val="16"/>
-              </w:rPr>
-              <w:t xml:space="preserve">Cambió</w:t>
-            </w:r>
-          </w:p>
-        </w:tc>
-        <w:tc>
-          <w:tcPr>
-            <w:tcW w:type="dxa" w:w="6738"/>
-            <w:tcBorders>
-              <w:top w:val="single" w:color="D9DFE8" w:sz="4"/>
-              <w:left w:val="single" w:color="D9DFE8" w:sz="4"/>
-              <w:bottom w:val="single" w:color="D9DFE8" w:sz="4"/>
-              <w:right w:val="single" w:color="D9DFE8" w:sz="4"/>
-            </w:tcBorders>
-            <w:tcMar>
-              <w:top w:type="dxa" w:w="80"/>
-              <w:left w:type="dxa" w:w="120"/>
-              <w:bottom w:type="dxa" w:w="80"/>
-              <w:right w:type="dxa" w:w="120"/>
-            </w:tcMar>
-          </w:tcPr>
-          <w:p>
-            <w:r>
-              <w:rPr>
-                <w:color w:val="4F5B6C"/>
-                <w:sz w:val="20"/>
-                <w:szCs w:val="20"/>
-              </w:rPr>
-              <w:t xml:space="preserve">De 10 en 10 (antes 15).</w:t>
-            </w:r>
-          </w:p>
-        </w:tc>
-      </w:tr>
-    </w:tbl>
-    <w:p>
-      <w:pPr>
-        <w:pStyle w:val="Heading1"/>
-        <w:keepNext/>
-        <w:spacing w:before="320" w:after="120"/>
-      </w:pPr>
-      <w:r>
-        <w:rPr>
-          <w:b/>
-          <w:bCs/>
-          <w:color w:val="2563C9"/>
-          <w:sz w:val="28"/>
-          <w:szCs w:val="28"/>
-        </w:rPr>
-        <w:t xml:space="preserve">10  </w:t>
-      </w:r>
-      <w:r>
-        <w:rPr>
-          <w:b/>
-          <w:bCs/>
-          <w:color w:val="18202B"/>
-          <w:sz w:val="28"/>
-          <w:szCs w:val="28"/>
-        </w:rPr>
-        <w:t xml:space="preserve">Sistema y APIs</w:t>
-      </w:r>
-    </w:p>
-    <w:tbl>
-      <w:tblPr>
-        <w:tblW w:type="dxa" w:w="9638"/>
-        <w:tblBorders>
-          <w:top w:val="single" w:color="auto" w:sz="4"/>
-          <w:left w:val="single" w:color="auto" w:sz="4"/>
-          <w:bottom w:val="single" w:color="auto" w:sz="4"/>
-          <w:right w:val="single" w:color="auto" w:sz="4"/>
-          <w:insideH w:val="single" w:color="auto" w:sz="4"/>
-          <w:insideV w:val="single" w:color="auto" w:sz="4"/>
-        </w:tblBorders>
-        <w:tblLayout w:type="fixed"/>
-      </w:tblPr>
-      <w:tblGrid>
-        <w:gridCol w:w="2900"/>
-        <w:gridCol w:w="6738"/>
-      </w:tblGrid>
-      <w:tr>
-        <w:trPr>
-          <w:tblHeader/>
-        </w:trPr>
-        <w:tc>
-          <w:tcPr>
-            <w:tcW w:type="dxa" w:w="2900"/>
-            <w:tcBorders>
-              <w:top w:val="single" w:color="D9DFE8" w:sz="4"/>
-              <w:left w:val="single" w:color="D9DFE8" w:sz="4"/>
-              <w:bottom w:val="single" w:color="D9DFE8" w:sz="4"/>
-              <w:right w:val="single" w:color="D9DFE8" w:sz="4"/>
-            </w:tcBorders>
-            <w:shd w:fill="EEF2F7" w:color="auto" w:val="clear"/>
-            <w:tcMar>
-              <w:top w:type="dxa" w:w="80"/>
-              <w:left w:type="dxa" w:w="120"/>
-              <w:bottom w:type="dxa" w:w="80"/>
-              <w:right w:type="dxa" w:w="120"/>
-            </w:tcMar>
-          </w:tcPr>
-          <w:p>
-            <w:r>
-              <w:rPr>
-                <w:b/>
-                <w:bCs/>
-                <w:color w:val="4F5B6C"/>
-                <w:sz w:val="16"/>
-                <w:szCs w:val="16"/>
-              </w:rPr>
-              <w:t xml:space="preserve">QUÉ</w:t>
-            </w:r>
-          </w:p>
-        </w:tc>
-        <w:tc>
-          <w:tcPr>
-            <w:tcW w:type="dxa" w:w="6738"/>
-            <w:tcBorders>
-              <w:top w:val="single" w:color="D9DFE8" w:sz="4"/>
-              <w:left w:val="single" w:color="D9DFE8" w:sz="4"/>
-              <w:bottom w:val="single" w:color="D9DFE8" w:sz="4"/>
-              <w:right w:val="single" w:color="D9DFE8" w:sz="4"/>
-            </w:tcBorders>
-            <w:shd w:fill="EEF2F7" w:color="auto" w:val="clear"/>
-            <w:tcMar>
-              <w:top w:type="dxa" w:w="80"/>
-              <w:left w:type="dxa" w:w="120"/>
-              <w:bottom w:type="dxa" w:w="80"/>
-              <w:right w:type="dxa" w:w="120"/>
-            </w:tcMar>
-          </w:tcPr>
-          <w:p>
-            <w:r>
-              <w:rPr>
-                <w:b/>
-                <w:bCs/>
-                <w:color w:val="4F5B6C"/>
-                <w:sz w:val="16"/>
-                <w:szCs w:val="16"/>
-              </w:rPr>
-              <w:t xml:space="preserve">DETALLE</w:t>
-            </w:r>
-          </w:p>
-        </w:tc>
-      </w:tr>
-      <w:tr>
-        <w:trPr>
-          <w:cantSplit/>
-        </w:trPr>
-        <w:tc>
-          <w:tcPr>
-            <w:tcW w:type="dxa" w:w="2900"/>
-            <w:tcBorders>
-              <w:top w:val="single" w:color="D9DFE8" w:sz="4"/>
-              <w:left w:val="single" w:color="D9DFE8" w:sz="4"/>
-              <w:bottom w:val="single" w:color="D9DFE8" w:sz="4"/>
-              <w:right w:val="single" w:color="D9DFE8" w:sz="4"/>
-            </w:tcBorders>
-            <w:tcMar>
-              <w:top w:type="dxa" w:w="80"/>
-              <w:left w:type="dxa" w:w="120"/>
-              <w:bottom w:type="dxa" w:w="80"/>
-              <w:right w:type="dxa" w:w="120"/>
-            </w:tcMar>
-          </w:tcPr>
-          <w:p>
-            <w:r>
-              <w:rPr>
-                <w:b/>
-                <w:bCs/>
-                <w:color w:val="18202B"/>
-                <w:sz w:val="20"/>
-                <w:szCs w:val="20"/>
-              </w:rPr>
-              <w:t xml:space="preserve">Estado de los equipos</w:t>
-            </w:r>
-          </w:p>
-          <w:p>
-            <w:r>
-              <w:rPr>
-                <w:b/>
-                <w:bCs/>
-                <w:color w:val="18864C"/>
-                <w:sz w:val="16"/>
-                <w:szCs w:val="16"/>
-              </w:rPr>
-              <w:t xml:space="preserve">Nuevo</w:t>
-            </w:r>
-          </w:p>
-        </w:tc>
-        <w:tc>
-          <w:tcPr>
-            <w:tcW w:type="dxa" w:w="6738"/>
-            <w:tcBorders>
-              <w:top w:val="single" w:color="D9DFE8" w:sz="4"/>
-              <w:left w:val="single" w:color="D9DFE8" w:sz="4"/>
-              <w:bottom w:val="single" w:color="D9DFE8" w:sz="4"/>
-              <w:right w:val="single" w:color="D9DFE8" w:sz="4"/>
-            </w:tcBorders>
-            <w:tcMar>
-              <w:top w:type="dxa" w:w="80"/>
-              <w:left w:type="dxa" w:w="120"/>
-              <w:bottom w:type="dxa" w:w="80"/>
-              <w:right w:type="dxa" w:w="120"/>
-            </w:tcMar>
-          </w:tcPr>
-          <w:p>
-            <w:r>
-              <w:rPr>
-                <w:color w:val="4F5B6C"/>
-                <w:sz w:val="20"/>
-                <w:szCs w:val="20"/>
-              </w:rPr>
-              <w:t xml:space="preserve">Controlador, terminal facial, alcoholímetro, lectores de DNI (también Adaptador sin respuesta) y relés, en vivo.</w:t>
-            </w:r>
-          </w:p>
-        </w:tc>
-      </w:tr>
-      <w:tr>
-        <w:trPr>
-          <w:cantSplit/>
-        </w:trPr>
-        <w:tc>
-          <w:tcPr>
-            <w:tcW w:type="dxa" w:w="2900"/>
-            <w:tcBorders>
-              <w:top w:val="single" w:color="D9DFE8" w:sz="4"/>
-              <w:left w:val="single" w:color="D9DFE8" w:sz="4"/>
-              <w:bottom w:val="single" w:color="D9DFE8" w:sz="4"/>
-              <w:right w:val="single" w:color="D9DFE8" w:sz="4"/>
-            </w:tcBorders>
-            <w:tcMar>
-              <w:top w:type="dxa" w:w="80"/>
-              <w:left w:type="dxa" w:w="120"/>
-              <w:bottom w:type="dxa" w:w="80"/>
-              <w:right w:type="dxa" w:w="120"/>
-            </w:tcMar>
-          </w:tcPr>
-          <w:p>
-            <w:r>
-              <w:rPr>
-                <w:b/>
-                <w:bCs/>
-                <w:color w:val="18202B"/>
-                <w:sz w:val="20"/>
-                <w:szCs w:val="20"/>
-              </w:rPr>
-              <w:t xml:space="preserve">Sincronización con el terminal</w:t>
-            </w:r>
-          </w:p>
-          <w:p>
-            <w:r>
-              <w:rPr>
-                <w:b/>
-                <w:bCs/>
-                <w:color w:val="18864C"/>
-                <w:sz w:val="16"/>
-                <w:szCs w:val="16"/>
-              </w:rPr>
-              <w:t xml:space="preserve">Nuevo</w:t>
-            </w:r>
-          </w:p>
-        </w:tc>
-        <w:tc>
-          <w:tcPr>
-            <w:tcW w:type="dxa" w:w="6738"/>
-            <w:tcBorders>
-              <w:top w:val="single" w:color="D9DFE8" w:sz="4"/>
-              <w:left w:val="single" w:color="D9DFE8" w:sz="4"/>
-              <w:bottom w:val="single" w:color="D9DFE8" w:sz="4"/>
-              <w:right w:val="single" w:color="D9DFE8" w:sz="4"/>
-            </w:tcBorders>
-            <w:tcMar>
-              <w:top w:type="dxa" w:w="80"/>
-              <w:left w:type="dxa" w:w="120"/>
-              <w:bottom w:type="dxa" w:w="80"/>
-              <w:right w:type="dxa" w:w="120"/>
-            </w:tcMar>
-          </w:tcPr>
-          <w:p>
-            <w:r>
-              <w:rPr>
-                <w:color w:val="4F5B6C"/>
-                <w:sz w:val="20"/>
-                <w:szCs w:val="20"/>
-              </w:rPr>
-              <w:t xml:space="preserve">Revisión diaria con su hora, Simular y Sincronizar ahora.</w:t>
-            </w:r>
-          </w:p>
-        </w:tc>
-      </w:tr>
-      <w:tr>
-        <w:trPr>
-          <w:cantSplit/>
-        </w:trPr>
-        <w:tc>
-          <w:tcPr>
-            <w:tcW w:type="dxa" w:w="2900"/>
-            <w:tcBorders>
-              <w:top w:val="single" w:color="D9DFE8" w:sz="4"/>
-              <w:left w:val="single" w:color="D9DFE8" w:sz="4"/>
-              <w:bottom w:val="single" w:color="D9DFE8" w:sz="4"/>
-              <w:right w:val="single" w:color="D9DFE8" w:sz="4"/>
-            </w:tcBorders>
-            <w:tcMar>
-              <w:top w:type="dxa" w:w="80"/>
-              <w:left w:type="dxa" w:w="120"/>
-              <w:bottom w:type="dxa" w:w="80"/>
-              <w:right w:type="dxa" w:w="120"/>
-            </w:tcMar>
-          </w:tcPr>
-          <w:p>
-            <w:r>
-              <w:rPr>
-                <w:b/>
-                <w:bCs/>
-                <w:color w:val="18202B"/>
-                <w:sz w:val="20"/>
-                <w:szCs w:val="20"/>
-              </w:rPr>
-              <w:t xml:space="preserve">Orden del ingreso</w:t>
-            </w:r>
-          </w:p>
-          <w:p>
-            <w:r>
-              <w:rPr>
-                <w:b/>
-                <w:bCs/>
-                <w:color w:val="18864C"/>
-                <w:sz w:val="16"/>
-                <w:szCs w:val="16"/>
-              </w:rPr>
-              <w:t xml:space="preserve">Nuevo</w:t>
-            </w:r>
-          </w:p>
-        </w:tc>
-        <w:tc>
-          <w:tcPr>
-            <w:tcW w:type="dxa" w:w="6738"/>
-            <w:tcBorders>
-              <w:top w:val="single" w:color="D9DFE8" w:sz="4"/>
-              <w:left w:val="single" w:color="D9DFE8" w:sz="4"/>
-              <w:bottom w:val="single" w:color="D9DFE8" w:sz="4"/>
-              <w:right w:val="single" w:color="D9DFE8" w:sz="4"/>
-            </w:tcBorders>
-            <w:tcMar>
-              <w:top w:type="dxa" w:w="80"/>
-              <w:left w:type="dxa" w:w="120"/>
-              <w:bottom w:type="dxa" w:w="80"/>
-              <w:right w:type="dxa" w:w="120"/>
-            </w:tcMar>
-          </w:tcPr>
-          <w:p>
-            <w:r>
-              <w:rPr>
-                <w:color w:val="4F5B6C"/>
-                <w:sz w:val="20"/>
-                <w:szCs w:val="20"/>
-              </w:rPr>
-              <w:t xml:space="preserve">Los dos interruptores, con quién lo cambió y desde cuándo.</w:t>
-            </w:r>
-          </w:p>
-        </w:tc>
-      </w:tr>
-      <w:tr>
-        <w:trPr>
-          <w:cantSplit/>
-        </w:trPr>
-        <w:tc>
-          <w:tcPr>
-            <w:tcW w:type="dxa" w:w="2900"/>
-            <w:tcBorders>
-              <w:top w:val="single" w:color="D9DFE8" w:sz="4"/>
-              <w:left w:val="single" w:color="D9DFE8" w:sz="4"/>
-              <w:bottom w:val="single" w:color="D9DFE8" w:sz="4"/>
-              <w:right w:val="single" w:color="D9DFE8" w:sz="4"/>
-            </w:tcBorders>
-            <w:tcMar>
-              <w:top w:type="dxa" w:w="80"/>
-              <w:left w:type="dxa" w:w="120"/>
-              <w:bottom w:type="dxa" w:w="80"/>
-              <w:right w:type="dxa" w:w="120"/>
-            </w:tcMar>
-          </w:tcPr>
-          <w:p>
-            <w:r>
-              <w:rPr>
-                <w:b/>
-                <w:bCs/>
-                <w:color w:val="18202B"/>
-                <w:sz w:val="20"/>
-                <w:szCs w:val="20"/>
-              </w:rPr>
-              <w:t xml:space="preserve">Monitor del G4 Pro</w:t>
-            </w:r>
-          </w:p>
-          <w:p>
-            <w:r>
-              <w:rPr>
-                <w:b/>
-                <w:bCs/>
-                <w:color w:val="18864C"/>
-                <w:sz w:val="16"/>
-                <w:szCs w:val="16"/>
-              </w:rPr>
-              <w:t xml:space="preserve">Nuevo</w:t>
-            </w:r>
-          </w:p>
-        </w:tc>
-        <w:tc>
-          <w:tcPr>
-            <w:tcW w:type="dxa" w:w="6738"/>
-            <w:tcBorders>
-              <w:top w:val="single" w:color="D9DFE8" w:sz="4"/>
-              <w:left w:val="single" w:color="D9DFE8" w:sz="4"/>
-              <w:bottom w:val="single" w:color="D9DFE8" w:sz="4"/>
-              <w:right w:val="single" w:color="D9DFE8" w:sz="4"/>
-            </w:tcBorders>
-            <w:tcMar>
-              <w:top w:type="dxa" w:w="80"/>
-              <w:left w:type="dxa" w:w="120"/>
-              <w:bottom w:type="dxa" w:w="80"/>
-              <w:right w:type="dxa" w:w="120"/>
-            </w:tcMar>
-          </w:tcPr>
-          <w:p>
-            <w:r>
-              <w:rPr>
-                <w:color w:val="4F5B6C"/>
-                <w:sz w:val="20"/>
-                <w:szCs w:val="20"/>
-              </w:rPr>
-              <w:t xml:space="preserve">Cada prueba del terminal, en vivo: hora, persona, grado, demora y qué hizo el sistema.</w:t>
-            </w:r>
-          </w:p>
-        </w:tc>
-      </w:tr>
-    </w:tbl>
-    <w:p>
-      <w:pPr>
-        <w:pStyle w:val="Heading1"/>
-        <w:keepNext/>
-        <w:spacing w:before="320" w:after="120"/>
-      </w:pPr>
-      <w:r>
-        <w:rPr>
-          <w:b/>
-          <w:bCs/>
-          <w:color w:val="2563C9"/>
-          <w:sz w:val="28"/>
-          <w:szCs w:val="28"/>
-        </w:rPr>
-        <w:t xml:space="preserve">11  </w:t>
-      </w:r>
-      <w:r>
-        <w:rPr>
-          <w:b/>
-          <w:bCs/>
-          <w:color w:val="18202B"/>
-          <w:sz w:val="28"/>
-          <w:szCs w:val="28"/>
-        </w:rPr>
-        <w:t xml:space="preserve">Manual y documentación</w:t>
-      </w:r>
-    </w:p>
-    <w:tbl>
-      <w:tblPr>
-        <w:tblW w:type="dxa" w:w="9638"/>
-        <w:tblBorders>
-          <w:top w:val="single" w:color="auto" w:sz="4"/>
-          <w:left w:val="single" w:color="auto" w:sz="4"/>
-          <w:bottom w:val="single" w:color="auto" w:sz="4"/>
-          <w:right w:val="single" w:color="auto" w:sz="4"/>
-          <w:insideH w:val="single" w:color="auto" w:sz="4"/>
-          <w:insideV w:val="single" w:color="auto" w:sz="4"/>
-        </w:tblBorders>
-        <w:tblLayout w:type="fixed"/>
-      </w:tblPr>
-      <w:tblGrid>
-        <w:gridCol w:w="2900"/>
-        <w:gridCol w:w="6738"/>
-      </w:tblGrid>
-      <w:tr>
-        <w:trPr>
-          <w:tblHeader/>
-        </w:trPr>
-        <w:tc>
-          <w:tcPr>
-            <w:tcW w:type="dxa" w:w="2900"/>
-            <w:tcBorders>
-              <w:top w:val="single" w:color="D9DFE8" w:sz="4"/>
-              <w:left w:val="single" w:color="D9DFE8" w:sz="4"/>
-              <w:bottom w:val="single" w:color="D9DFE8" w:sz="4"/>
-              <w:right w:val="single" w:color="D9DFE8" w:sz="4"/>
-            </w:tcBorders>
-            <w:shd w:fill="EEF2F7" w:color="auto" w:val="clear"/>
-            <w:tcMar>
-              <w:top w:type="dxa" w:w="80"/>
-              <w:left w:type="dxa" w:w="120"/>
-              <w:bottom w:type="dxa" w:w="80"/>
-              <w:right w:type="dxa" w:w="120"/>
-            </w:tcMar>
-          </w:tcPr>
-          <w:p>
-            <w:r>
-              <w:rPr>
-                <w:b/>
-                <w:bCs/>
-                <w:color w:val="4F5B6C"/>
-                <w:sz w:val="16"/>
-                <w:szCs w:val="16"/>
-              </w:rPr>
-              <w:t xml:space="preserve">QUÉ</w:t>
-            </w:r>
-          </w:p>
-        </w:tc>
-        <w:tc>
-          <w:tcPr>
-            <w:tcW w:type="dxa" w:w="6738"/>
-            <w:tcBorders>
-              <w:top w:val="single" w:color="D9DFE8" w:sz="4"/>
-              <w:left w:val="single" w:color="D9DFE8" w:sz="4"/>
-              <w:bottom w:val="single" w:color="D9DFE8" w:sz="4"/>
-              <w:right w:val="single" w:color="D9DFE8" w:sz="4"/>
-            </w:tcBorders>
-            <w:shd w:fill="EEF2F7" w:color="auto" w:val="clear"/>
-            <w:tcMar>
-              <w:top w:type="dxa" w:w="80"/>
-              <w:left w:type="dxa" w:w="120"/>
-              <w:bottom w:type="dxa" w:w="80"/>
-              <w:right w:type="dxa" w:w="120"/>
-            </w:tcMar>
-          </w:tcPr>
-          <w:p>
-            <w:r>
-              <w:rPr>
-                <w:b/>
-                <w:bCs/>
-                <w:color w:val="4F5B6C"/>
-                <w:sz w:val="16"/>
-                <w:szCs w:val="16"/>
-              </w:rPr>
-              <w:t xml:space="preserve">DETALLE</w:t>
-            </w:r>
-          </w:p>
-        </w:tc>
-      </w:tr>
-      <w:tr>
-        <w:trPr>
-          <w:cantSplit/>
-        </w:trPr>
-        <w:tc>
-          <w:tcPr>
-            <w:tcW w:type="dxa" w:w="2900"/>
-            <w:tcBorders>
-              <w:top w:val="single" w:color="D9DFE8" w:sz="4"/>
-              <w:left w:val="single" w:color="D9DFE8" w:sz="4"/>
-              <w:bottom w:val="single" w:color="D9DFE8" w:sz="4"/>
-              <w:right w:val="single" w:color="D9DFE8" w:sz="4"/>
-            </w:tcBorders>
-            <w:tcMar>
-              <w:top w:type="dxa" w:w="80"/>
-              <w:left w:type="dxa" w:w="120"/>
-              <w:bottom w:type="dxa" w:w="80"/>
-              <w:right w:type="dxa" w:w="120"/>
-            </w:tcMar>
-          </w:tcPr>
-          <w:p>
-            <w:r>
-              <w:rPr>
-                <w:b/>
-                <w:bCs/>
-                <w:color w:val="18202B"/>
-                <w:sz w:val="20"/>
-                <w:szCs w:val="20"/>
-              </w:rPr>
-              <w:t xml:space="preserve">Manual con capturas</w:t>
-            </w:r>
-          </w:p>
-          <w:p>
-            <w:r>
-              <w:rPr>
-                <w:b/>
-                <w:bCs/>
-                <w:color w:val="2563C9"/>
-                <w:sz w:val="16"/>
-                <w:szCs w:val="16"/>
-              </w:rPr>
-              <w:t xml:space="preserve">Cambió</w:t>
-            </w:r>
-          </w:p>
-        </w:tc>
-        <w:tc>
-          <w:tcPr>
-            <w:tcW w:type="dxa" w:w="6738"/>
-            <w:tcBorders>
-              <w:top w:val="single" w:color="D9DFE8" w:sz="4"/>
-              <w:left w:val="single" w:color="D9DFE8" w:sz="4"/>
-              <w:bottom w:val="single" w:color="D9DFE8" w:sz="4"/>
-              <w:right w:val="single" w:color="D9DFE8" w:sz="4"/>
-            </w:tcBorders>
-            <w:tcMar>
-              <w:top w:type="dxa" w:w="80"/>
-              <w:left w:type="dxa" w:w="120"/>
-              <w:bottom w:type="dxa" w:w="80"/>
-              <w:right w:type="dxa" w:w="120"/>
-            </w:tcMar>
-          </w:tcPr>
-          <w:p>
-            <w:r>
-              <w:rPr>
-                <w:color w:val="4F5B6C"/>
-                <w:sz w:val="20"/>
-                <w:szCs w:val="20"/>
-              </w:rPr>
-              <w:t xml:space="preserve">Cada pantalla con su captura numerada y qué hace cada parte; diagrama del recorrido de ingreso y salida con los tiempos medidos; secciones nuevas: Empresas, Presentes ahora, Tarjetas y Usuarios.</w:t>
-            </w:r>
-          </w:p>
-        </w:tc>
-      </w:tr>
-      <w:tr>
-        <w:trPr>
-          <w:cantSplit/>
-        </w:trPr>
-        <w:tc>
-          <w:tcPr>
-            <w:tcW w:type="dxa" w:w="2900"/>
-            <w:tcBorders>
-              <w:top w:val="single" w:color="D9DFE8" w:sz="4"/>
-              <w:left w:val="single" w:color="D9DFE8" w:sz="4"/>
-              <w:bottom w:val="single" w:color="D9DFE8" w:sz="4"/>
-              <w:right w:val="single" w:color="D9DFE8" w:sz="4"/>
-            </w:tcBorders>
-            <w:tcMar>
-              <w:top w:type="dxa" w:w="80"/>
-              <w:left w:type="dxa" w:w="120"/>
-              <w:bottom w:type="dxa" w:w="80"/>
-              <w:right w:type="dxa" w:w="120"/>
-            </w:tcMar>
-          </w:tcPr>
-          <w:p>
-            <w:r>
-              <w:rPr>
-                <w:b/>
-                <w:bCs/>
-                <w:color w:val="18202B"/>
-                <w:sz w:val="20"/>
-                <w:szCs w:val="20"/>
-              </w:rPr>
-              <w:t xml:space="preserve">Documentos de entrega</w:t>
-            </w:r>
-          </w:p>
-          <w:p>
-            <w:r>
-              <w:rPr>
-                <w:b/>
-                <w:bCs/>
-                <w:color w:val="18864C"/>
-                <w:sz w:val="16"/>
-                <w:szCs w:val="16"/>
-              </w:rPr>
-              <w:t xml:space="preserve">Nuevo</w:t>
-            </w:r>
-          </w:p>
-        </w:tc>
-        <w:tc>
-          <w:tcPr>
-            <w:tcW w:type="dxa" w:w="6738"/>
-            <w:tcBorders>
-              <w:top w:val="single" w:color="D9DFE8" w:sz="4"/>
-              <w:left w:val="single" w:color="D9DFE8" w:sz="4"/>
-              <w:bottom w:val="single" w:color="D9DFE8" w:sz="4"/>
-              <w:right w:val="single" w:color="D9DFE8" w:sz="4"/>
-            </w:tcBorders>
-            <w:tcMar>
-              <w:top w:type="dxa" w:w="80"/>
-              <w:left w:type="dxa" w:w="120"/>
-              <w:bottom w:type="dxa" w:w="80"/>
-              <w:right w:type="dxa" w:w="120"/>
-            </w:tcMar>
-          </w:tcPr>
-          <w:p>
-            <w:r>
-              <w:rPr>
-                <w:color w:val="4F5B6C"/>
-                <w:sz w:val="20"/>
-                <w:szCs w:val="20"/>
-              </w:rPr>
-              <w:t xml:space="preserve">Flujo de ingreso y Flujo de contingencias (con el orden Facial + Alcohol → DNI), y este documento de cambios.</w:t>
+              <w:t xml:space="preserve">Documento Funcional v1.2, Infraestructura y Operación v1.0, Flujo de ingreso, Flujo de contingencias y este documento.</w:t>
             </w:r>
           </w:p>
         </w:tc>
@@ -6069,7 +3330,7 @@
           <w:sz w:val="18"/>
           <w:szCs w:val="18"/>
         </w:rPr>
-        <w:t xml:space="preserve">Actualizado al 23/10/2026. Base de comparación: Documento Funcional, versión final del 02/10/2026.</w:t>
+        <w:t xml:space="preserve">Actualizado al 23/10/2026.</w:t>
       </w:r>
     </w:p>
     <w:sectPr>

--- a/docs/entrega/Cambios_desde_la_version_final.docx
+++ b/docs/entrega/Cambios_desde_la_version_final.docx
@@ -1703,7 +1703,7 @@
                 <w:sz w:val="20"/>
                 <w:szCs w:val="20"/>
               </w:rPr>
-              <w:t xml:space="preserve">Relé por molinete y relé de aviso al denegar. No se ingresa dos veces sin salir; corrección manual con motivo.</w:t>
+              <w:t xml:space="preserve">Relé por molinete y relé de aviso al denegar. No se ingresa dos veces sin salir ni se sale sin haber entrado.</w:t>
             </w:r>
           </w:p>
         </w:tc>
@@ -3311,7 +3311,7 @@
                 <w:sz w:val="20"/>
                 <w:szCs w:val="20"/>
               </w:rPr>
-              <w:t xml:space="preserve">Documento Funcional v1.2, Infraestructura y Operación v1.0, Flujo de ingreso, Flujo de contingencias y este documento.</w:t>
+              <w:t xml:space="preserve">Documento Funcional v1.2, Infraestructura y Operación v1.0, Flujos de ingreso, de salida y de contingencias, y este documento.</w:t>
             </w:r>
           </w:p>
         </w:tc>

--- a/docs/entrega/Cambios_desde_la_version_final.docx
+++ b/docs/entrega/Cambios_desde_la_version_final.docx
@@ -52,7 +52,7 @@
         <w:rPr>
           <w:color w:val="4F5B6C"/>
         </w:rPr>
-        <w:t xml:space="preserve"> hasta el 23/10/2026. </w:t>
+        <w:t xml:space="preserve"> hasta el 26/10/2026. </w:t>
       </w:r>
       <w:r>
         <w:rPr>
@@ -80,7 +80,7 @@
         <w:rPr>
           <w:color w:val="4F5B6C"/>
         </w:rPr>
-        <w:t xml:space="preserve">, una que ya existía. El detalle está en el Documento Funcional v1.2.</w:t>
+        <w:t xml:space="preserve">, una que ya existía. El detalle está en el Documento Funcional v1.3.</w:t>
       </w:r>
     </w:p>
     <w:p>
@@ -429,6 +429,79 @@
           </w:p>
         </w:tc>
       </w:tr>
+      <w:tr>
+        <w:trPr>
+          <w:cantSplit/>
+        </w:trPr>
+        <w:tc>
+          <w:tcPr>
+            <w:tcW w:type="dxa" w:w="2900"/>
+            <w:tcBorders>
+              <w:top w:val="single" w:color="D9DFE8" w:sz="4"/>
+              <w:left w:val="single" w:color="D9DFE8" w:sz="4"/>
+              <w:bottom w:val="single" w:color="D9DFE8" w:sz="4"/>
+              <w:right w:val="single" w:color="D9DFE8" w:sz="4"/>
+            </w:tcBorders>
+            <w:tcMar>
+              <w:top w:type="dxa" w:w="80"/>
+              <w:left w:type="dxa" w:w="120"/>
+              <w:bottom w:type="dxa" w:w="80"/>
+              <w:right w:type="dxa" w:w="120"/>
+            </w:tcMar>
+          </w:tcPr>
+          <w:p>
+            <w:r>
+              <w:rPr>
+                <w:b/>
+                <w:bCs/>
+                <w:color w:val="18202B"/>
+                <w:sz w:val="20"/>
+                <w:szCs w:val="20"/>
+              </w:rPr>
+              <w:t xml:space="preserve">Instalación con scripts</w:t>
+            </w:r>
+          </w:p>
+          <w:p>
+            <w:r>
+              <w:rPr>
+                <w:b/>
+                <w:bCs/>
+                <w:color w:val="18864C"/>
+                <w:sz w:val="16"/>
+                <w:szCs w:val="16"/>
+              </w:rPr>
+              <w:t xml:space="preserve">Nuevo</w:t>
+            </w:r>
+          </w:p>
+        </w:tc>
+        <w:tc>
+          <w:tcPr>
+            <w:tcW w:type="dxa" w:w="6738"/>
+            <w:tcBorders>
+              <w:top w:val="single" w:color="D9DFE8" w:sz="4"/>
+              <w:left w:val="single" w:color="D9DFE8" w:sz="4"/>
+              <w:bottom w:val="single" w:color="D9DFE8" w:sz="4"/>
+              <w:right w:val="single" w:color="D9DFE8" w:sz="4"/>
+            </w:tcBorders>
+            <w:tcMar>
+              <w:top w:type="dxa" w:w="80"/>
+              <w:left w:type="dxa" w:w="120"/>
+              <w:bottom w:type="dxa" w:w="80"/>
+              <w:right w:type="dxa" w:w="120"/>
+            </w:tcMar>
+          </w:tcPr>
+          <w:p>
+            <w:r>
+              <w:rPr>
+                <w:color w:val="4F5B6C"/>
+                <w:sz w:val="20"/>
+                <w:szCs w:val="20"/>
+              </w:rPr>
+              <w:t xml:space="preserve">El servidor y el Controlador (PC) se instalan, actualizan y restauran con un comando cada uno.</w:t>
+            </w:r>
+          </w:p>
+        </w:tc>
+      </w:tr>
     </w:tbl>
     <w:p>
       <w:pPr>
@@ -641,6 +714,79 @@
                 <w:sz w:val="20"/>
                 <w:szCs w:val="20"/>
               </w:rPr>
+              <w:t xml:space="preserve">Cuenta de soporte</w:t>
+            </w:r>
+          </w:p>
+          <w:p>
+            <w:r>
+              <w:rPr>
+                <w:b/>
+                <w:bCs/>
+                <w:color w:val="18864C"/>
+                <w:sz w:val="16"/>
+                <w:szCs w:val="16"/>
+              </w:rPr>
+              <w:t xml:space="preserve">Nuevo</w:t>
+            </w:r>
+          </w:p>
+        </w:tc>
+        <w:tc>
+          <w:tcPr>
+            <w:tcW w:type="dxa" w:w="6738"/>
+            <w:tcBorders>
+              <w:top w:val="single" w:color="D9DFE8" w:sz="4"/>
+              <w:left w:val="single" w:color="D9DFE8" w:sz="4"/>
+              <w:bottom w:val="single" w:color="D9DFE8" w:sz="4"/>
+              <w:right w:val="single" w:color="D9DFE8" w:sz="4"/>
+            </w:tcBorders>
+            <w:tcMar>
+              <w:top w:type="dxa" w:w="80"/>
+              <w:left w:type="dxa" w:w="120"/>
+              <w:bottom w:type="dxa" w:w="80"/>
+              <w:right w:type="dxa" w:w="120"/>
+            </w:tcMar>
+          </w:tcPr>
+          <w:p>
+            <w:r>
+              <w:rPr>
+                <w:color w:val="4F5B6C"/>
+                <w:sz w:val="20"/>
+                <w:szCs w:val="20"/>
+              </w:rPr>
+              <w:t xml:space="preserve">Para el equipo técnico: revisa los equipos en Sistema y APIs, sincroniza el terminal facial y consulta todo sin cambiar datos.</w:t>
+            </w:r>
+          </w:p>
+        </w:tc>
+      </w:tr>
+      <w:tr>
+        <w:trPr>
+          <w:cantSplit/>
+        </w:trPr>
+        <w:tc>
+          <w:tcPr>
+            <w:tcW w:type="dxa" w:w="2900"/>
+            <w:tcBorders>
+              <w:top w:val="single" w:color="D9DFE8" w:sz="4"/>
+              <w:left w:val="single" w:color="D9DFE8" w:sz="4"/>
+              <w:bottom w:val="single" w:color="D9DFE8" w:sz="4"/>
+              <w:right w:val="single" w:color="D9DFE8" w:sz="4"/>
+            </w:tcBorders>
+            <w:tcMar>
+              <w:top w:type="dxa" w:w="80"/>
+              <w:left w:type="dxa" w:w="120"/>
+              <w:bottom w:type="dxa" w:w="80"/>
+              <w:right w:type="dxa" w:w="120"/>
+            </w:tcMar>
+          </w:tcPr>
+          <w:p>
+            <w:r>
+              <w:rPr>
+                <w:b/>
+                <w:bCs/>
+                <w:color w:val="18202B"/>
+                <w:sz w:val="20"/>
+                <w:szCs w:val="20"/>
+              </w:rPr>
               <w:t xml:space="preserve">Contraseñas y acceso</w:t>
             </w:r>
           </w:p>
@@ -3330,7 +3476,7 @@
           <w:sz w:val="18"/>
           <w:szCs w:val="18"/>
         </w:rPr>
-        <w:t xml:space="preserve">Actualizado al 23/10/2026.</w:t>
+        <w:t xml:space="preserve">Actualizado al 26/10/2026.</w:t>
       </w:r>
     </w:p>
     <w:sectPr>

--- a/docs/entrega/Cambios_desde_la_version_final.docx
+++ b/docs/entrega/Cambios_desde_la_version_final.docx
@@ -1810,6 +1810,152 @@
                 <w:sz w:val="20"/>
                 <w:szCs w:val="20"/>
               </w:rPr>
+              <w:t xml:space="preserve">DNI antes del "correcto"</w:t>
+            </w:r>
+          </w:p>
+          <w:p>
+            <w:r>
+              <w:rPr>
+                <w:b/>
+                <w:bCs/>
+                <w:color w:val="2563C9"/>
+                <w:sz w:val="16"/>
+                <w:szCs w:val="16"/>
+              </w:rPr>
+              <w:t xml:space="preserve">Cambió</w:t>
+            </w:r>
+          </w:p>
+        </w:tc>
+        <w:tc>
+          <w:tcPr>
+            <w:tcW w:type="dxa" w:w="6738"/>
+            <w:tcBorders>
+              <w:top w:val="single" w:color="D9DFE8" w:sz="4"/>
+              <w:left w:val="single" w:color="D9DFE8" w:sz="4"/>
+              <w:bottom w:val="single" w:color="D9DFE8" w:sz="4"/>
+              <w:right w:val="single" w:color="D9DFE8" w:sz="4"/>
+            </w:tcBorders>
+            <w:tcMar>
+              <w:top w:type="dxa" w:w="80"/>
+              <w:left w:type="dxa" w:w="120"/>
+              <w:bottom w:type="dxa" w:w="80"/>
+              <w:right w:type="dxa" w:w="120"/>
+            </w:tcMar>
+          </w:tcPr>
+          <w:p>
+            <w:r>
+              <w:rPr>
+                <w:color w:val="4F5B6C"/>
+                <w:sz w:val="20"/>
+                <w:szCs w:val="20"/>
+              </w:rPr>
+              <w:t xml:space="preserve">El DNI se pasa después de que el equipo diga "correcto". Si la persona lo pasa antes, el sistema espera hasta 12 segundos su resultado (antes 8), para no denegarle el ingreso habiendo soplado bien.</w:t>
+            </w:r>
+          </w:p>
+        </w:tc>
+      </w:tr>
+      <w:tr>
+        <w:trPr>
+          <w:cantSplit/>
+        </w:trPr>
+        <w:tc>
+          <w:tcPr>
+            <w:tcW w:type="dxa" w:w="2900"/>
+            <w:tcBorders>
+              <w:top w:val="single" w:color="D9DFE8" w:sz="4"/>
+              <w:left w:val="single" w:color="D9DFE8" w:sz="4"/>
+              <w:bottom w:val="single" w:color="D9DFE8" w:sz="4"/>
+              <w:right w:val="single" w:color="D9DFE8" w:sz="4"/>
+            </w:tcBorders>
+            <w:tcMar>
+              <w:top w:type="dxa" w:w="80"/>
+              <w:left w:type="dxa" w:w="120"/>
+              <w:bottom w:type="dxa" w:w="80"/>
+              <w:right w:type="dxa" w:w="120"/>
+            </w:tcMar>
+          </w:tcPr>
+          <w:p>
+            <w:r>
+              <w:rPr>
+                <w:b/>
+                <w:bCs/>
+                <w:color w:val="18202B"/>
+                <w:sz w:val="20"/>
+                <w:szCs w:val="20"/>
+              </w:rPr>
+              <w:t xml:space="preserve">Lectura repetida</w:t>
+            </w:r>
+          </w:p>
+          <w:p>
+            <w:r>
+              <w:rPr>
+                <w:b/>
+                <w:bCs/>
+                <w:color w:val="18864C"/>
+                <w:sz w:val="16"/>
+                <w:szCs w:val="16"/>
+              </w:rPr>
+              <w:t xml:space="preserve">Nuevo</w:t>
+            </w:r>
+          </w:p>
+        </w:tc>
+        <w:tc>
+          <w:tcPr>
+            <w:tcW w:type="dxa" w:w="6738"/>
+            <w:tcBorders>
+              <w:top w:val="single" w:color="D9DFE8" w:sz="4"/>
+              <w:left w:val="single" w:color="D9DFE8" w:sz="4"/>
+              <w:bottom w:val="single" w:color="D9DFE8" w:sz="4"/>
+              <w:right w:val="single" w:color="D9DFE8" w:sz="4"/>
+            </w:tcBorders>
+            <w:tcMar>
+              <w:top w:type="dxa" w:w="80"/>
+              <w:left w:type="dxa" w:w="120"/>
+              <w:bottom w:type="dxa" w:w="80"/>
+              <w:right w:type="dxa" w:w="120"/>
+            </w:tcMar>
+          </w:tcPr>
+          <w:p>
+            <w:r>
+              <w:rPr>
+                <w:color w:val="4F5B6C"/>
+                <w:sz w:val="20"/>
+                <w:szCs w:val="20"/>
+              </w:rPr>
+              <w:t xml:space="preserve">Si la persona vuelve a pasar su DNI por la misma puerta en los 20 segundos siguientes a entrar o salir, se ignora: sin aviso ni fila roja en el Panel.</w:t>
+            </w:r>
+          </w:p>
+        </w:tc>
+      </w:tr>
+      <w:tr>
+        <w:trPr>
+          <w:cantSplit/>
+        </w:trPr>
+        <w:tc>
+          <w:tcPr>
+            <w:tcW w:type="dxa" w:w="2900"/>
+            <w:tcBorders>
+              <w:top w:val="single" w:color="D9DFE8" w:sz="4"/>
+              <w:left w:val="single" w:color="D9DFE8" w:sz="4"/>
+              <w:bottom w:val="single" w:color="D9DFE8" w:sz="4"/>
+              <w:right w:val="single" w:color="D9DFE8" w:sz="4"/>
+            </w:tcBorders>
+            <w:tcMar>
+              <w:top w:type="dxa" w:w="80"/>
+              <w:left w:type="dxa" w:w="120"/>
+              <w:bottom w:type="dxa" w:w="80"/>
+              <w:right w:type="dxa" w:w="120"/>
+            </w:tcMar>
+          </w:tcPr>
+          <w:p>
+            <w:r>
+              <w:rPr>
+                <w:b/>
+                <w:bCs/>
+                <w:color w:val="18202B"/>
+                <w:sz w:val="20"/>
+                <w:szCs w:val="20"/>
+              </w:rPr>
               <w:t xml:space="preserve">Relés y antipassback</w:t>
             </w:r>
           </w:p>
@@ -3384,7 +3530,7 @@
                 <w:sz w:val="20"/>
                 <w:szCs w:val="20"/>
               </w:rPr>
-              <w:t xml:space="preserve">Capturas numeradas de cada pantalla y diagrama del recorrido de ingreso y salida.</w:t>
+              <w:t xml:space="preserve">Capturas numeradas de cada pantalla y diagrama del recorrido de ingreso y salida. Se descarga en PDF desde la plataforma (botón "Descargar PDF"), el del administrador o el del vigilante según la cuenta.</w:t>
             </w:r>
           </w:p>
         </w:tc>
@@ -3457,7 +3603,7 @@
                 <w:sz w:val="20"/>
                 <w:szCs w:val="20"/>
               </w:rPr>
-              <w:t xml:space="preserve">Documento Funcional v1.2, Infraestructura y Operación v1.0, Flujos de ingreso, de salida y de contingencias, y este documento.</w:t>
+              <w:t xml:space="preserve">Documento Funcional v1.4, Infraestructura y Operación v1.1, Flujos de ingreso, de salida y de contingencias, Manual del Administrador y Manual del Vigilante (v1.2) y este documento.</w:t>
             </w:r>
           </w:p>
         </w:tc>
@@ -3476,7 +3622,7 @@
           <w:sz w:val="18"/>
           <w:szCs w:val="18"/>
         </w:rPr>
-        <w:t xml:space="preserve">Actualizado al 26/10/2026.</w:t>
+        <w:t xml:space="preserve">Actualizado al 27/10/2026.</w:t>
       </w:r>
     </w:p>
     <w:sectPr>

--- a/docs/entrega/Cambios_desde_la_version_final.docx
+++ b/docs/entrega/Cambios_desde_la_version_final.docx
@@ -3603,7 +3603,7 @@
                 <w:sz w:val="20"/>
                 <w:szCs w:val="20"/>
               </w:rPr>
-              <w:t xml:space="preserve">Documento Funcional v1.4, Infraestructura y Operación v1.1, Flujos de ingreso, de salida y de contingencias, Manual del Administrador y Manual del Vigilante (v1.2) y este documento.</w:t>
+              <w:t xml:space="preserve">Documento Funcional v1.4, Infraestructura y Operación v1.1, Flujos de ingreso, de salida y de contingencias, Manual del Administrador y Manual del Vigilante, y este documento.</w:t>
             </w:r>
           </w:p>
         </w:tc>

--- a/docs/entrega/Cambios_desde_la_version_final.docx
+++ b/docs/entrega/Cambios_desde_la_version_final.docx
@@ -753,7 +753,7 @@
                 <w:sz w:val="20"/>
                 <w:szCs w:val="20"/>
               </w:rPr>
-              <w:t xml:space="preserve">Para el equipo técnico: revisa los equipos en Sistema y APIs, sincroniza el terminal facial y consulta todo sin cambiar datos.</w:t>
+              <w:t xml:space="preserve">Para el equipo técnico: revisa los equipos en Sistema y APIs, sincroniza el terminal facial, reinicia el Controlador (PC) y consulta todo sin cambiar datos.</w:t>
             </w:r>
           </w:p>
         </w:tc>
@@ -3457,7 +3457,7 @@
                 <w:sz w:val="20"/>
                 <w:szCs w:val="20"/>
               </w:rPr>
-              <w:t xml:space="preserve">Estado en vivo de controlador, G4 Pro, alcoholímetro, lectores y relés; sincronización, orden del ingreso y Monitor del G4 Pro.</w:t>
+              <w:t xml:space="preserve">Estado en vivo de controlador, G4 Pro, alcoholímetro, lectores y relés; sincronización, orden del ingreso, Monitor del G4 Pro y botón para reiniciar el Controlador (PC).</w:t>
             </w:r>
           </w:p>
         </w:tc>
@@ -3603,7 +3603,7 @@
                 <w:sz w:val="20"/>
                 <w:szCs w:val="20"/>
               </w:rPr>
-              <w:t xml:space="preserve">Documento Funcional v1.4, Infraestructura y Operación v1.1, Flujos de ingreso, de salida y de contingencias, Manual del Administrador y Manual del Vigilante, y este documento.</w:t>
+              <w:t xml:space="preserve">Documento Funcional v1.5, Infraestructura y Operación v1.2, Flujos de ingreso, de salida y de contingencias, Manual del Administrador y Manual del Vigilante, y este documento.</w:t>
             </w:r>
           </w:p>
         </w:tc>
@@ -3622,7 +3622,7 @@
           <w:sz w:val="18"/>
           <w:szCs w:val="18"/>
         </w:rPr>
-        <w:t xml:space="preserve">Actualizado al 27/10/2026.</w:t>
+        <w:t xml:space="preserve">Actualizado al 30/10/2026.</w:t>
       </w:r>
     </w:p>
     <w:sectPr>
